--- a/docs/Интеллектуальная робототехника 2026 - лабораторные работы.docx
+++ b/docs/Интеллектуальная робототехника 2026 - лабораторные работы.docx
@@ -15,6 +15,22 @@
       </w:pPr>
       <w:bookmarkStart w:colFirst="0" w:colLast="0" w:name="_pep0wq4qbqsg" w:id="0"/>
       <w:bookmarkEnd w:id="0"/>
+      <w:ins w:author="RAIbotics" w:id="0" w:date="2026-09-28T09:44:05Z">
+        <w:r>
+          <w:rPr>
+            <w:rFonts w:ascii="Times New Roman" w:cs="Times New Roman" w:eastAsia="Times New Roman" w:hAnsi="Times New Roman"/>
+            <w:b w:val="1"/>
+            <w:bCs w:val="1"/>
+            <w:sz w:val="24"/>
+            <w:szCs w:val="24"/>
+            <w:rtl w:val="0"/>
+            <w:rPrChange w:author="RAIbotics" w:id="1" w:date="2026-09-28T09:44:05Z">
+              <w:rPr/>
+            </w:rPrChange>
+          </w:rPr>
+          <w:t xml:space="preserve">/home/</w:t>
+        </w:r>
+      </w:ins>
       <w:r>
         <w:rPr>
           <w:rFonts w:ascii="Times New Roman" w:cs="Times New Roman" w:eastAsia="Times New Roman" w:hAnsi="Times New Roman"/>
@@ -2597,6 +2613,24 @@
         </w:tabs>
         <w:jc w:val="both"/>
         <w:rPr>
+          <w:rFonts w:ascii="Consolas" w:cs="Consolas" w:eastAsia="Consolas" w:hAnsi="Consolas"/>
+          <w:sz w:val="24"/>
+          <w:szCs w:val="24"/>
+        </w:rPr>
+      </w:pPr>
+      <w:r>
+        <w:rPr>
+          <w:rtl w:val="0"/>
+        </w:rPr>
+      </w:r>
+    </w:p>
+    <w:p>
+      <w:pPr>
+        <w:tabs>
+          <w:tab w:val="right" w:leader="none" w:pos="9025.511811023622"/>
+        </w:tabs>
+        <w:jc w:val="both"/>
+        <w:rPr>
           <w:rFonts w:ascii="Times New Roman" w:cs="Times New Roman" w:eastAsia="Times New Roman" w:hAnsi="Times New Roman"/>
           <w:b w:val="1"/>
           <w:bCs w:val="1"/>
@@ -2604,6 +2638,1965 @@
           <w:szCs w:val="24"/>
         </w:rPr>
       </w:pPr>
+      <w:r>
+        <w:rPr>
+          <w:rFonts w:ascii="Times New Roman" w:cs="Times New Roman" w:eastAsia="Times New Roman" w:hAnsi="Times New Roman"/>
+          <w:b w:val="1"/>
+          <w:bCs w:val="1"/>
+          <w:sz w:val="24"/>
+          <w:szCs w:val="24"/>
+          <w:rtl w:val="0"/>
+        </w:rPr>
+        <w:t xml:space="preserve">Рабочий пайплайн GStreamer для publish_raw:</w:t>
+      </w:r>
+    </w:p>
+    <w:p>
+      <w:pPr>
+        <w:tabs>
+          <w:tab w:val="right" w:leader="none" w:pos="9025.511811023622"/>
+        </w:tabs>
+        <w:jc w:val="both"/>
+        <w:rPr>
+          <w:rFonts w:ascii="Consolas" w:cs="Consolas" w:eastAsia="Consolas" w:hAnsi="Consolas"/>
+          <w:sz w:val="24"/>
+          <w:szCs w:val="24"/>
+        </w:rPr>
+      </w:pPr>
+      <w:r>
+        <w:rPr>
+          <w:rFonts w:ascii="Consolas" w:cs="Consolas" w:eastAsia="Consolas" w:hAnsi="Consolas"/>
+          <w:sz w:val="24"/>
+          <w:szCs w:val="24"/>
+          <w:rtl w:val="0"/>
+        </w:rPr>
+        <w:t xml:space="preserve">pipeline = [</w:t>
+      </w:r>
+    </w:p>
+    <w:p>
+      <w:pPr>
+        <w:tabs>
+          <w:tab w:val="right" w:leader="none" w:pos="9025.511811023622"/>
+        </w:tabs>
+        <w:jc w:val="both"/>
+        <w:rPr>
+          <w:rFonts w:ascii="Consolas" w:cs="Consolas" w:eastAsia="Consolas" w:hAnsi="Consolas"/>
+          <w:sz w:val="24"/>
+          <w:szCs w:val="24"/>
+        </w:rPr>
+      </w:pPr>
+      <w:r>
+        <w:rPr>
+          <w:rFonts w:ascii="Consolas" w:cs="Consolas" w:eastAsia="Consolas" w:hAnsi="Consolas"/>
+          <w:sz w:val="24"/>
+          <w:szCs w:val="24"/>
+          <w:rtl w:val="0"/>
+        </w:rPr>
+        <w:t xml:space="preserve">        </w:t>
+        <w:tab/>
+        <w:t xml:space="preserve">'gst-launch-1.0', '-q',</w:t>
+      </w:r>
+    </w:p>
+    <w:p>
+      <w:pPr>
+        <w:tabs>
+          <w:tab w:val="right" w:leader="none" w:pos="9025.511811023622"/>
+        </w:tabs>
+        <w:jc w:val="both"/>
+        <w:rPr>
+          <w:rFonts w:ascii="Consolas" w:cs="Consolas" w:eastAsia="Consolas" w:hAnsi="Consolas"/>
+          <w:sz w:val="24"/>
+          <w:szCs w:val="24"/>
+        </w:rPr>
+      </w:pPr>
+      <w:r>
+        <w:rPr>
+          <w:rFonts w:ascii="Consolas" w:cs="Consolas" w:eastAsia="Consolas" w:hAnsi="Consolas"/>
+          <w:sz w:val="24"/>
+          <w:szCs w:val="24"/>
+          <w:rtl w:val="0"/>
+        </w:rPr>
+        <w:t xml:space="preserve">        </w:t>
+        <w:tab/>
+        <w:t xml:space="preserve">'nvarguscamerasrc', f'sensor-id={self.sensor_id}',</w:t>
+      </w:r>
+    </w:p>
+    <w:p>
+      <w:pPr>
+        <w:tabs>
+          <w:tab w:val="right" w:leader="none" w:pos="9025.511811023622"/>
+        </w:tabs>
+        <w:jc w:val="both"/>
+        <w:rPr>
+          <w:rFonts w:ascii="Consolas" w:cs="Consolas" w:eastAsia="Consolas" w:hAnsi="Consolas"/>
+          <w:sz w:val="24"/>
+          <w:szCs w:val="24"/>
+        </w:rPr>
+      </w:pPr>
+      <w:r>
+        <w:rPr>
+          <w:rFonts w:ascii="Consolas" w:cs="Consolas" w:eastAsia="Consolas" w:hAnsi="Consolas"/>
+          <w:sz w:val="24"/>
+          <w:szCs w:val="24"/>
+          <w:rtl w:val="0"/>
+        </w:rPr>
+        <w:t xml:space="preserve">        </w:t>
+        <w:tab/>
+        <w:t xml:space="preserve">'!', (f'video/x-raw(memory:NVMM),width={self.width},'</w:t>
+      </w:r>
+    </w:p>
+    <w:p>
+      <w:pPr>
+        <w:tabs>
+          <w:tab w:val="right" w:leader="none" w:pos="9025.511811023622"/>
+        </w:tabs>
+        <w:jc w:val="both"/>
+        <w:rPr>
+          <w:rFonts w:ascii="Consolas" w:cs="Consolas" w:eastAsia="Consolas" w:hAnsi="Consolas"/>
+          <w:sz w:val="24"/>
+          <w:szCs w:val="24"/>
+        </w:rPr>
+      </w:pPr>
+      <w:r>
+        <w:rPr>
+          <w:rFonts w:ascii="Consolas" w:cs="Consolas" w:eastAsia="Consolas" w:hAnsi="Consolas"/>
+          <w:sz w:val="24"/>
+          <w:szCs w:val="24"/>
+          <w:rtl w:val="0"/>
+        </w:rPr>
+        <w:t xml:space="preserve">         </w:t>
+        <w:tab/>
+        <w:t xml:space="preserve">f'height={self.height},format=NV12,framerate={self.fps}/1'),</w:t>
+      </w:r>
+    </w:p>
+    <w:p>
+      <w:pPr>
+        <w:tabs>
+          <w:tab w:val="right" w:leader="none" w:pos="9025.511811023622"/>
+        </w:tabs>
+        <w:jc w:val="both"/>
+        <w:rPr>
+          <w:rFonts w:ascii="Consolas" w:cs="Consolas" w:eastAsia="Consolas" w:hAnsi="Consolas"/>
+          <w:sz w:val="24"/>
+          <w:szCs w:val="24"/>
+        </w:rPr>
+      </w:pPr>
+      <w:r>
+        <w:rPr>
+          <w:rFonts w:ascii="Consolas" w:cs="Consolas" w:eastAsia="Consolas" w:hAnsi="Consolas"/>
+          <w:sz w:val="24"/>
+          <w:szCs w:val="24"/>
+          <w:rtl w:val="0"/>
+        </w:rPr>
+        <w:t xml:space="preserve">        </w:t>
+        <w:tab/>
+        <w:t xml:space="preserve">'!', 'nvvidconv',</w:t>
+      </w:r>
+    </w:p>
+    <w:p>
+      <w:pPr>
+        <w:tabs>
+          <w:tab w:val="right" w:leader="none" w:pos="9025.511811023622"/>
+        </w:tabs>
+        <w:jc w:val="both"/>
+        <w:rPr>
+          <w:rFonts w:ascii="Consolas" w:cs="Consolas" w:eastAsia="Consolas" w:hAnsi="Consolas"/>
+          <w:sz w:val="24"/>
+          <w:szCs w:val="24"/>
+        </w:rPr>
+      </w:pPr>
+      <w:r>
+        <w:rPr>
+          <w:rFonts w:ascii="Consolas" w:cs="Consolas" w:eastAsia="Consolas" w:hAnsi="Consolas"/>
+          <w:sz w:val="24"/>
+          <w:szCs w:val="24"/>
+          <w:rtl w:val="0"/>
+        </w:rPr>
+        <w:t xml:space="preserve">        </w:t>
+        <w:tab/>
+        <w:t xml:space="preserve">'!', 'video/x-raw,format=BGRx',</w:t>
+      </w:r>
+    </w:p>
+    <w:p>
+      <w:pPr>
+        <w:tabs>
+          <w:tab w:val="right" w:leader="none" w:pos="9025.511811023622"/>
+        </w:tabs>
+        <w:jc w:val="both"/>
+        <w:rPr>
+          <w:rFonts w:ascii="Consolas" w:cs="Consolas" w:eastAsia="Consolas" w:hAnsi="Consolas"/>
+          <w:sz w:val="24"/>
+          <w:szCs w:val="24"/>
+        </w:rPr>
+      </w:pPr>
+      <w:r>
+        <w:rPr>
+          <w:rFonts w:ascii="Consolas" w:cs="Consolas" w:eastAsia="Consolas" w:hAnsi="Consolas"/>
+          <w:sz w:val="24"/>
+          <w:szCs w:val="24"/>
+          <w:rtl w:val="0"/>
+        </w:rPr>
+        <w:t xml:space="preserve">        </w:t>
+        <w:tab/>
+        <w:t xml:space="preserve">'!', 'videoconvert',</w:t>
+      </w:r>
+    </w:p>
+    <w:p>
+      <w:pPr>
+        <w:tabs>
+          <w:tab w:val="right" w:leader="none" w:pos="9025.511811023622"/>
+        </w:tabs>
+        <w:jc w:val="both"/>
+        <w:rPr>
+          <w:rFonts w:ascii="Consolas" w:cs="Consolas" w:eastAsia="Consolas" w:hAnsi="Consolas"/>
+          <w:sz w:val="24"/>
+          <w:szCs w:val="24"/>
+        </w:rPr>
+      </w:pPr>
+      <w:r>
+        <w:rPr>
+          <w:rFonts w:ascii="Consolas" w:cs="Consolas" w:eastAsia="Consolas" w:hAnsi="Consolas"/>
+          <w:sz w:val="24"/>
+          <w:szCs w:val="24"/>
+          <w:rtl w:val="0"/>
+        </w:rPr>
+        <w:t xml:space="preserve">        </w:t>
+        <w:tab/>
+        <w:t xml:space="preserve">'!', 'video/x-raw,format=BGR',</w:t>
+      </w:r>
+    </w:p>
+    <w:p>
+      <w:pPr>
+        <w:tabs>
+          <w:tab w:val="right" w:leader="none" w:pos="9025.511811023622"/>
+        </w:tabs>
+        <w:jc w:val="both"/>
+        <w:rPr>
+          <w:rFonts w:ascii="Consolas" w:cs="Consolas" w:eastAsia="Consolas" w:hAnsi="Consolas"/>
+          <w:sz w:val="24"/>
+          <w:szCs w:val="24"/>
+        </w:rPr>
+      </w:pPr>
+      <w:r>
+        <w:rPr>
+          <w:rFonts w:ascii="Consolas" w:cs="Consolas" w:eastAsia="Consolas" w:hAnsi="Consolas"/>
+          <w:sz w:val="24"/>
+          <w:szCs w:val="24"/>
+          <w:rtl w:val="0"/>
+        </w:rPr>
+        <w:t xml:space="preserve">        </w:t>
+        <w:tab/>
+        <w:t xml:space="preserve">'!', 'filesink', 'location=/dev/stdout',</w:t>
+      </w:r>
+    </w:p>
+    <w:p>
+      <w:pPr>
+        <w:tabs>
+          <w:tab w:val="right" w:leader="none" w:pos="9025.511811023622"/>
+        </w:tabs>
+        <w:jc w:val="both"/>
+        <w:rPr>
+          <w:rFonts w:ascii="Consolas" w:cs="Consolas" w:eastAsia="Consolas" w:hAnsi="Consolas"/>
+          <w:sz w:val="24"/>
+          <w:szCs w:val="24"/>
+        </w:rPr>
+      </w:pPr>
+      <w:r>
+        <w:rPr>
+          <w:rFonts w:ascii="Consolas" w:cs="Consolas" w:eastAsia="Consolas" w:hAnsi="Consolas"/>
+          <w:sz w:val="24"/>
+          <w:szCs w:val="24"/>
+          <w:rtl w:val="0"/>
+        </w:rPr>
+        <w:t xml:space="preserve">    </w:t>
+        <w:tab/>
+        <w:t xml:space="preserve">]</w:t>
+      </w:r>
+    </w:p>
+    <w:p>
+      <w:pPr>
+        <w:tabs>
+          <w:tab w:val="right" w:leader="none" w:pos="9025.511811023622"/>
+        </w:tabs>
+        <w:jc w:val="both"/>
+        <w:rPr>
+          <w:rFonts w:ascii="Consolas" w:cs="Consolas" w:eastAsia="Consolas" w:hAnsi="Consolas"/>
+          <w:sz w:val="24"/>
+          <w:szCs w:val="24"/>
+        </w:rPr>
+      </w:pPr>
+      <w:r>
+        <w:rPr>
+          <w:rtl w:val="0"/>
+        </w:rPr>
+      </w:r>
+    </w:p>
+    <w:p>
+      <w:pPr>
+        <w:tabs>
+          <w:tab w:val="right" w:leader="none" w:pos="9025.511811023622"/>
+        </w:tabs>
+        <w:jc w:val="both"/>
+        <w:rPr>
+          <w:rFonts w:ascii="Consolas" w:cs="Consolas" w:eastAsia="Consolas" w:hAnsi="Consolas"/>
+          <w:sz w:val="24"/>
+          <w:szCs w:val="24"/>
+        </w:rPr>
+      </w:pPr>
+      <w:r>
+        <w:rPr>
+          <w:rtl w:val="0"/>
+        </w:rPr>
+      </w:r>
+    </w:p>
+    <w:p>
+      <w:pPr>
+        <w:tabs>
+          <w:tab w:val="right" w:leader="none" w:pos="9025.511811023622"/>
+        </w:tabs>
+        <w:jc w:val="both"/>
+        <w:rPr>
+          <w:rFonts w:ascii="Consolas" w:cs="Consolas" w:eastAsia="Consolas" w:hAnsi="Consolas"/>
+          <w:sz w:val="24"/>
+          <w:szCs w:val="24"/>
+        </w:rPr>
+      </w:pPr>
+      <w:r>
+        <w:rPr>
+          <w:rtl w:val="0"/>
+        </w:rPr>
+      </w:r>
+    </w:p>
+    <w:p>
+      <w:pPr>
+        <w:tabs>
+          <w:tab w:val="right" w:leader="none" w:pos="9025.511811023622"/>
+        </w:tabs>
+        <w:jc w:val="both"/>
+        <w:rPr>
+          <w:rFonts w:ascii="Times New Roman" w:cs="Times New Roman" w:eastAsia="Times New Roman" w:hAnsi="Times New Roman"/>
+          <w:b w:val="1"/>
+          <w:bCs w:val="1"/>
+          <w:sz w:val="24"/>
+          <w:szCs w:val="24"/>
+        </w:rPr>
+      </w:pPr>
+      <w:r>
+        <w:rPr>
+          <w:rFonts w:ascii="Times New Roman" w:cs="Times New Roman" w:eastAsia="Times New Roman" w:hAnsi="Times New Roman"/>
+          <w:b w:val="1"/>
+          <w:bCs w:val="1"/>
+          <w:sz w:val="24"/>
+          <w:szCs w:val="24"/>
+          <w:rtl w:val="0"/>
+        </w:rPr>
+        <w:t xml:space="preserve">Порядок запуска ROS2-драйвера камеры в Docker-контейнере</w:t>
+      </w:r>
+    </w:p>
+    <w:p>
+      <w:pPr>
+        <w:tabs>
+          <w:tab w:val="right" w:leader="none" w:pos="9025.511811023622"/>
+        </w:tabs>
+        <w:jc w:val="both"/>
+        <w:rPr>
+          <w:rFonts w:ascii="Consolas" w:cs="Consolas" w:eastAsia="Consolas" w:hAnsi="Consolas"/>
+          <w:sz w:val="24"/>
+          <w:szCs w:val="24"/>
+        </w:rPr>
+      </w:pPr>
+      <w:r>
+        <w:rPr>
+          <w:rtl w:val="0"/>
+        </w:rPr>
+      </w:r>
+    </w:p>
+    <w:p>
+      <w:pPr>
+        <w:tabs>
+          <w:tab w:val="right" w:leader="none" w:pos="9025.511811023622"/>
+        </w:tabs>
+        <w:jc w:val="both"/>
+        <w:rPr>
+          <w:rFonts w:ascii="Times New Roman" w:cs="Times New Roman" w:eastAsia="Times New Roman" w:hAnsi="Times New Roman"/>
+          <w:sz w:val="24"/>
+          <w:szCs w:val="24"/>
+        </w:rPr>
+      </w:pPr>
+      <w:r>
+        <w:rPr>
+          <w:rFonts w:ascii="Consolas" w:cs="Consolas" w:eastAsia="Consolas" w:hAnsi="Consolas"/>
+          <w:sz w:val="24"/>
+          <w:szCs w:val="24"/>
+          <w:rtl w:val="0"/>
+        </w:rPr>
+        <w:t xml:space="preserve">1. </w:t>
+      </w:r>
+      <w:r>
+        <w:rPr>
+          <w:rFonts w:ascii="Times New Roman" w:cs="Times New Roman" w:eastAsia="Times New Roman" w:hAnsi="Times New Roman"/>
+          <w:sz w:val="24"/>
+          <w:szCs w:val="24"/>
+          <w:rtl w:val="0"/>
+        </w:rPr>
+        <w:t xml:space="preserve">Проверить работу камеры на хосте, вне контейнера</w:t>
+      </w:r>
+    </w:p>
+    <w:p>
+      <w:pPr>
+        <w:tabs>
+          <w:tab w:val="right" w:leader="none" w:pos="9025.511811023622"/>
+        </w:tabs>
+        <w:jc w:val="both"/>
+        <w:rPr>
+          <w:rFonts w:ascii="Consolas" w:cs="Consolas" w:eastAsia="Consolas" w:hAnsi="Consolas"/>
+          <w:sz w:val="24"/>
+          <w:szCs w:val="24"/>
+        </w:rPr>
+      </w:pPr>
+      <w:r>
+        <w:rPr>
+          <w:rtl w:val="0"/>
+        </w:rPr>
+      </w:r>
+    </w:p>
+    <w:p>
+      <w:pPr>
+        <w:tabs>
+          <w:tab w:val="right" w:leader="none" w:pos="9025.511811023622"/>
+        </w:tabs>
+        <w:jc w:val="both"/>
+        <w:rPr>
+          <w:rFonts w:ascii="Consolas" w:cs="Consolas" w:eastAsia="Consolas" w:hAnsi="Consolas"/>
+          <w:sz w:val="24"/>
+          <w:szCs w:val="24"/>
+        </w:rPr>
+      </w:pPr>
+      <w:r>
+        <w:rPr>
+          <w:rFonts w:ascii="Consolas" w:cs="Consolas" w:eastAsia="Consolas" w:hAnsi="Consolas"/>
+          <w:sz w:val="24"/>
+          <w:szCs w:val="24"/>
+          <w:rtl w:val="0"/>
+        </w:rPr>
+        <w:t xml:space="preserve">```bash</w:t>
+      </w:r>
+    </w:p>
+    <w:p>
+      <w:pPr>
+        <w:tabs>
+          <w:tab w:val="right" w:leader="none" w:pos="9025.511811023622"/>
+        </w:tabs>
+        <w:jc w:val="both"/>
+        <w:rPr>
+          <w:rFonts w:ascii="Consolas" w:cs="Consolas" w:eastAsia="Consolas" w:hAnsi="Consolas"/>
+          <w:sz w:val="24"/>
+          <w:szCs w:val="24"/>
+        </w:rPr>
+      </w:pPr>
+      <w:r>
+        <w:rPr>
+          <w:rFonts w:ascii="Consolas" w:cs="Consolas" w:eastAsia="Consolas" w:hAnsi="Consolas"/>
+          <w:sz w:val="24"/>
+          <w:szCs w:val="24"/>
+          <w:rtl w:val="0"/>
+        </w:rPr>
+        <w:t xml:space="preserve">gst-launch-1.0 -q \</w:t>
+      </w:r>
+    </w:p>
+    <w:p>
+      <w:pPr>
+        <w:tabs>
+          <w:tab w:val="right" w:leader="none" w:pos="9025.511811023622"/>
+        </w:tabs>
+        <w:jc w:val="both"/>
+        <w:rPr>
+          <w:rFonts w:ascii="Consolas" w:cs="Consolas" w:eastAsia="Consolas" w:hAnsi="Consolas"/>
+          <w:sz w:val="24"/>
+          <w:szCs w:val="24"/>
+        </w:rPr>
+      </w:pPr>
+      <w:r>
+        <w:rPr>
+          <w:rFonts w:ascii="Consolas" w:cs="Consolas" w:eastAsia="Consolas" w:hAnsi="Consolas"/>
+          <w:sz w:val="24"/>
+          <w:szCs w:val="24"/>
+          <w:rtl w:val="0"/>
+        </w:rPr>
+        <w:t xml:space="preserve">  nvarguscamerasrc num-buffers=1 sensor-id=0 \</w:t>
+      </w:r>
+    </w:p>
+    <w:p>
+      <w:pPr>
+        <w:tabs>
+          <w:tab w:val="right" w:leader="none" w:pos="9025.511811023622"/>
+        </w:tabs>
+        <w:jc w:val="both"/>
+        <w:rPr>
+          <w:rFonts w:ascii="Consolas" w:cs="Consolas" w:eastAsia="Consolas" w:hAnsi="Consolas"/>
+          <w:sz w:val="24"/>
+          <w:szCs w:val="24"/>
+        </w:rPr>
+      </w:pPr>
+      <w:r>
+        <w:rPr>
+          <w:rFonts w:ascii="Consolas" w:cs="Consolas" w:eastAsia="Consolas" w:hAnsi="Consolas"/>
+          <w:sz w:val="24"/>
+          <w:szCs w:val="24"/>
+          <w:rtl w:val="0"/>
+        </w:rPr>
+        <w:t xml:space="preserve">  ! 'video/x-raw(memory:NVMM),width=1280,height=720,format=NV12,framerate=30/1' \</w:t>
+      </w:r>
+    </w:p>
+    <w:p>
+      <w:pPr>
+        <w:tabs>
+          <w:tab w:val="right" w:leader="none" w:pos="9025.511811023622"/>
+        </w:tabs>
+        <w:jc w:val="both"/>
+        <w:rPr>
+          <w:rFonts w:ascii="Consolas" w:cs="Consolas" w:eastAsia="Consolas" w:hAnsi="Consolas"/>
+          <w:sz w:val="24"/>
+          <w:szCs w:val="24"/>
+        </w:rPr>
+      </w:pPr>
+      <w:r>
+        <w:rPr>
+          <w:rFonts w:ascii="Consolas" w:cs="Consolas" w:eastAsia="Consolas" w:hAnsi="Consolas"/>
+          <w:sz w:val="24"/>
+          <w:szCs w:val="24"/>
+          <w:rtl w:val="0"/>
+        </w:rPr>
+        <w:t xml:space="preserve">  ! nvvidconv \</w:t>
+      </w:r>
+    </w:p>
+    <w:p>
+      <w:pPr>
+        <w:tabs>
+          <w:tab w:val="right" w:leader="none" w:pos="9025.511811023622"/>
+        </w:tabs>
+        <w:jc w:val="both"/>
+        <w:rPr>
+          <w:rFonts w:ascii="Consolas" w:cs="Consolas" w:eastAsia="Consolas" w:hAnsi="Consolas"/>
+          <w:sz w:val="24"/>
+          <w:szCs w:val="24"/>
+        </w:rPr>
+      </w:pPr>
+      <w:r>
+        <w:rPr>
+          <w:rFonts w:ascii="Consolas" w:cs="Consolas" w:eastAsia="Consolas" w:hAnsi="Consolas"/>
+          <w:sz w:val="24"/>
+          <w:szCs w:val="24"/>
+          <w:rtl w:val="0"/>
+        </w:rPr>
+        <w:t xml:space="preserve">  ! 'video/x-raw,format=BGRx' \</w:t>
+      </w:r>
+    </w:p>
+    <w:p>
+      <w:pPr>
+        <w:tabs>
+          <w:tab w:val="right" w:leader="none" w:pos="9025.511811023622"/>
+        </w:tabs>
+        <w:jc w:val="both"/>
+        <w:rPr>
+          <w:rFonts w:ascii="Consolas" w:cs="Consolas" w:eastAsia="Consolas" w:hAnsi="Consolas"/>
+          <w:sz w:val="24"/>
+          <w:szCs w:val="24"/>
+        </w:rPr>
+      </w:pPr>
+      <w:r>
+        <w:rPr>
+          <w:rFonts w:ascii="Consolas" w:cs="Consolas" w:eastAsia="Consolas" w:hAnsi="Consolas"/>
+          <w:sz w:val="24"/>
+          <w:szCs w:val="24"/>
+          <w:rtl w:val="0"/>
+        </w:rPr>
+        <w:t xml:space="preserve">  ! fakesink</w:t>
+      </w:r>
+    </w:p>
+    <w:p>
+      <w:pPr>
+        <w:tabs>
+          <w:tab w:val="right" w:leader="none" w:pos="9025.511811023622"/>
+        </w:tabs>
+        <w:jc w:val="both"/>
+        <w:rPr>
+          <w:rFonts w:ascii="Consolas" w:cs="Consolas" w:eastAsia="Consolas" w:hAnsi="Consolas"/>
+          <w:sz w:val="24"/>
+          <w:szCs w:val="24"/>
+        </w:rPr>
+      </w:pPr>
+      <w:r>
+        <w:rPr>
+          <w:rFonts w:ascii="Consolas" w:cs="Consolas" w:eastAsia="Consolas" w:hAnsi="Consolas"/>
+          <w:sz w:val="24"/>
+          <w:szCs w:val="24"/>
+          <w:rtl w:val="0"/>
+        </w:rPr>
+        <w:t xml:space="preserve">```</w:t>
+      </w:r>
+    </w:p>
+    <w:p>
+      <w:pPr>
+        <w:tabs>
+          <w:tab w:val="right" w:leader="none" w:pos="9025.511811023622"/>
+        </w:tabs>
+        <w:jc w:val="both"/>
+        <w:rPr>
+          <w:rFonts w:ascii="Consolas" w:cs="Consolas" w:eastAsia="Consolas" w:hAnsi="Consolas"/>
+          <w:sz w:val="24"/>
+          <w:szCs w:val="24"/>
+        </w:rPr>
+      </w:pPr>
+      <w:r>
+        <w:rPr>
+          <w:rtl w:val="0"/>
+        </w:rPr>
+      </w:r>
+    </w:p>
+    <w:p>
+      <w:pPr>
+        <w:tabs>
+          <w:tab w:val="right" w:leader="none" w:pos="9025.511811023622"/>
+        </w:tabs>
+        <w:jc w:val="both"/>
+        <w:rPr>
+          <w:rFonts w:ascii="Times New Roman" w:cs="Times New Roman" w:eastAsia="Times New Roman" w:hAnsi="Times New Roman"/>
+          <w:sz w:val="24"/>
+          <w:szCs w:val="24"/>
+        </w:rPr>
+      </w:pPr>
+      <w:r>
+        <w:rPr>
+          <w:rFonts w:ascii="Times New Roman" w:cs="Times New Roman" w:eastAsia="Times New Roman" w:hAnsi="Times New Roman"/>
+          <w:sz w:val="24"/>
+          <w:szCs w:val="24"/>
+          <w:rtl w:val="0"/>
+        </w:rPr>
+        <w:t xml:space="preserve">Код возврата должен быть `0`:</w:t>
+      </w:r>
+    </w:p>
+    <w:p>
+      <w:pPr>
+        <w:tabs>
+          <w:tab w:val="right" w:leader="none" w:pos="9025.511811023622"/>
+        </w:tabs>
+        <w:jc w:val="both"/>
+        <w:rPr>
+          <w:rFonts w:ascii="Consolas" w:cs="Consolas" w:eastAsia="Consolas" w:hAnsi="Consolas"/>
+          <w:sz w:val="24"/>
+          <w:szCs w:val="24"/>
+        </w:rPr>
+      </w:pPr>
+      <w:r>
+        <w:rPr>
+          <w:rtl w:val="0"/>
+        </w:rPr>
+      </w:r>
+    </w:p>
+    <w:p>
+      <w:pPr>
+        <w:tabs>
+          <w:tab w:val="right" w:leader="none" w:pos="9025.511811023622"/>
+        </w:tabs>
+        <w:jc w:val="both"/>
+        <w:rPr>
+          <w:rFonts w:ascii="Consolas" w:cs="Consolas" w:eastAsia="Consolas" w:hAnsi="Consolas"/>
+          <w:sz w:val="24"/>
+          <w:szCs w:val="24"/>
+        </w:rPr>
+      </w:pPr>
+      <w:r>
+        <w:rPr>
+          <w:rFonts w:ascii="Consolas" w:cs="Consolas" w:eastAsia="Consolas" w:hAnsi="Consolas"/>
+          <w:sz w:val="24"/>
+          <w:szCs w:val="24"/>
+          <w:rtl w:val="0"/>
+        </w:rPr>
+        <w:t xml:space="preserve">```bash</w:t>
+      </w:r>
+    </w:p>
+    <w:p>
+      <w:pPr>
+        <w:tabs>
+          <w:tab w:val="right" w:leader="none" w:pos="9025.511811023622"/>
+        </w:tabs>
+        <w:jc w:val="both"/>
+        <w:rPr>
+          <w:rFonts w:ascii="Consolas" w:cs="Consolas" w:eastAsia="Consolas" w:hAnsi="Consolas"/>
+          <w:sz w:val="24"/>
+          <w:szCs w:val="24"/>
+        </w:rPr>
+      </w:pPr>
+      <w:r>
+        <w:rPr>
+          <w:rFonts w:ascii="Consolas" w:cs="Consolas" w:eastAsia="Consolas" w:hAnsi="Consolas"/>
+          <w:sz w:val="24"/>
+          <w:szCs w:val="24"/>
+          <w:rtl w:val="0"/>
+        </w:rPr>
+        <w:t xml:space="preserve">echo $?</w:t>
+      </w:r>
+    </w:p>
+    <w:p>
+      <w:pPr>
+        <w:tabs>
+          <w:tab w:val="right" w:leader="none" w:pos="9025.511811023622"/>
+        </w:tabs>
+        <w:jc w:val="both"/>
+        <w:rPr>
+          <w:rFonts w:ascii="Consolas" w:cs="Consolas" w:eastAsia="Consolas" w:hAnsi="Consolas"/>
+          <w:sz w:val="24"/>
+          <w:szCs w:val="24"/>
+        </w:rPr>
+      </w:pPr>
+      <w:r>
+        <w:rPr>
+          <w:rFonts w:ascii="Consolas" w:cs="Consolas" w:eastAsia="Consolas" w:hAnsi="Consolas"/>
+          <w:sz w:val="24"/>
+          <w:szCs w:val="24"/>
+          <w:rtl w:val="0"/>
+        </w:rPr>
+        <w:t xml:space="preserve">```</w:t>
+      </w:r>
+    </w:p>
+    <w:p>
+      <w:pPr>
+        <w:tabs>
+          <w:tab w:val="right" w:leader="none" w:pos="9025.511811023622"/>
+        </w:tabs>
+        <w:jc w:val="both"/>
+        <w:rPr>
+          <w:rFonts w:ascii="Consolas" w:cs="Consolas" w:eastAsia="Consolas" w:hAnsi="Consolas"/>
+          <w:sz w:val="24"/>
+          <w:szCs w:val="24"/>
+        </w:rPr>
+      </w:pPr>
+      <w:r>
+        <w:rPr>
+          <w:rtl w:val="0"/>
+        </w:rPr>
+      </w:r>
+    </w:p>
+    <w:p>
+      <w:pPr>
+        <w:tabs>
+          <w:tab w:val="right" w:leader="none" w:pos="9025.511811023622"/>
+        </w:tabs>
+        <w:jc w:val="both"/>
+        <w:rPr>
+          <w:rFonts w:ascii="Times New Roman" w:cs="Times New Roman" w:eastAsia="Times New Roman" w:hAnsi="Times New Roman"/>
+          <w:sz w:val="24"/>
+          <w:szCs w:val="24"/>
+        </w:rPr>
+      </w:pPr>
+      <w:r>
+        <w:rPr>
+          <w:rFonts w:ascii="Consolas" w:cs="Consolas" w:eastAsia="Consolas" w:hAnsi="Consolas"/>
+          <w:sz w:val="24"/>
+          <w:szCs w:val="24"/>
+          <w:rtl w:val="0"/>
+        </w:rPr>
+        <w:t xml:space="preserve">2. </w:t>
+      </w:r>
+      <w:r>
+        <w:rPr>
+          <w:rFonts w:ascii="Times New Roman" w:cs="Times New Roman" w:eastAsia="Times New Roman" w:hAnsi="Times New Roman"/>
+          <w:sz w:val="24"/>
+          <w:szCs w:val="24"/>
+          <w:rtl w:val="0"/>
+        </w:rPr>
+        <w:t xml:space="preserve">Пересоздать контейнер jetbot_educational, если он уже есть на роботе. Обычного `restart` недостаточно, потому что новые mounts, environment и группы применяются только при создании:</w:t>
+      </w:r>
+    </w:p>
+    <w:p>
+      <w:pPr>
+        <w:tabs>
+          <w:tab w:val="right" w:leader="none" w:pos="9025.511811023622"/>
+        </w:tabs>
+        <w:jc w:val="both"/>
+        <w:rPr>
+          <w:rFonts w:ascii="Consolas" w:cs="Consolas" w:eastAsia="Consolas" w:hAnsi="Consolas"/>
+          <w:sz w:val="24"/>
+          <w:szCs w:val="24"/>
+        </w:rPr>
+      </w:pPr>
+      <w:r>
+        <w:rPr>
+          <w:rtl w:val="0"/>
+        </w:rPr>
+      </w:r>
+    </w:p>
+    <w:p>
+      <w:pPr>
+        <w:tabs>
+          <w:tab w:val="right" w:leader="none" w:pos="9025.511811023622"/>
+        </w:tabs>
+        <w:jc w:val="both"/>
+        <w:rPr>
+          <w:rFonts w:ascii="Consolas" w:cs="Consolas" w:eastAsia="Consolas" w:hAnsi="Consolas"/>
+          <w:sz w:val="24"/>
+          <w:szCs w:val="24"/>
+        </w:rPr>
+      </w:pPr>
+      <w:r>
+        <w:rPr>
+          <w:rFonts w:ascii="Consolas" w:cs="Consolas" w:eastAsia="Consolas" w:hAnsi="Consolas"/>
+          <w:sz w:val="24"/>
+          <w:szCs w:val="24"/>
+          <w:rtl w:val="0"/>
+        </w:rPr>
+        <w:t xml:space="preserve">```bash</w:t>
+      </w:r>
+    </w:p>
+    <w:p>
+      <w:pPr>
+        <w:tabs>
+          <w:tab w:val="right" w:leader="none" w:pos="9025.511811023622"/>
+        </w:tabs>
+        <w:jc w:val="both"/>
+        <w:rPr>
+          <w:rFonts w:ascii="Consolas" w:cs="Consolas" w:eastAsia="Consolas" w:hAnsi="Consolas"/>
+          <w:sz w:val="24"/>
+          <w:szCs w:val="24"/>
+        </w:rPr>
+      </w:pPr>
+      <w:r>
+        <w:rPr>
+          <w:rFonts w:ascii="Consolas" w:cs="Consolas" w:eastAsia="Consolas" w:hAnsi="Consolas"/>
+          <w:sz w:val="24"/>
+          <w:szCs w:val="24"/>
+          <w:rtl w:val="0"/>
+        </w:rPr>
+        <w:t xml:space="preserve">cd ~/IntelligentRoboticsOld/jetbot_ros2_mipt</w:t>
+      </w:r>
+    </w:p>
+    <w:p>
+      <w:pPr>
+        <w:tabs>
+          <w:tab w:val="right" w:leader="none" w:pos="9025.511811023622"/>
+        </w:tabs>
+        <w:jc w:val="both"/>
+        <w:rPr>
+          <w:rFonts w:ascii="Consolas" w:cs="Consolas" w:eastAsia="Consolas" w:hAnsi="Consolas"/>
+          <w:sz w:val="24"/>
+          <w:szCs w:val="24"/>
+        </w:rPr>
+      </w:pPr>
+      <w:r>
+        <w:rPr>
+          <w:rFonts w:ascii="Consolas" w:cs="Consolas" w:eastAsia="Consolas" w:hAnsi="Consolas"/>
+          <w:sz w:val="24"/>
+          <w:szCs w:val="24"/>
+          <w:rtl w:val="0"/>
+        </w:rPr>
+        <w:t xml:space="preserve">docker compose config -q</w:t>
+      </w:r>
+    </w:p>
+    <w:p>
+      <w:pPr>
+        <w:tabs>
+          <w:tab w:val="right" w:leader="none" w:pos="9025.511811023622"/>
+        </w:tabs>
+        <w:jc w:val="both"/>
+        <w:rPr>
+          <w:rFonts w:ascii="Consolas" w:cs="Consolas" w:eastAsia="Consolas" w:hAnsi="Consolas"/>
+          <w:sz w:val="24"/>
+          <w:szCs w:val="24"/>
+        </w:rPr>
+      </w:pPr>
+      <w:r>
+        <w:rPr>
+          <w:rFonts w:ascii="Consolas" w:cs="Consolas" w:eastAsia="Consolas" w:hAnsi="Consolas"/>
+          <w:sz w:val="24"/>
+          <w:szCs w:val="24"/>
+          <w:rtl w:val="0"/>
+        </w:rPr>
+        <w:t xml:space="preserve">docker compose up -d --force-recreate</w:t>
+      </w:r>
+    </w:p>
+    <w:p>
+      <w:pPr>
+        <w:tabs>
+          <w:tab w:val="right" w:leader="none" w:pos="9025.511811023622"/>
+        </w:tabs>
+        <w:jc w:val="both"/>
+        <w:rPr>
+          <w:rFonts w:ascii="Consolas" w:cs="Consolas" w:eastAsia="Consolas" w:hAnsi="Consolas"/>
+          <w:sz w:val="24"/>
+          <w:szCs w:val="24"/>
+        </w:rPr>
+      </w:pPr>
+      <w:r>
+        <w:rPr>
+          <w:rFonts w:ascii="Consolas" w:cs="Consolas" w:eastAsia="Consolas" w:hAnsi="Consolas"/>
+          <w:sz w:val="24"/>
+          <w:szCs w:val="24"/>
+          <w:rtl w:val="0"/>
+        </w:rPr>
+        <w:t xml:space="preserve">```</w:t>
+      </w:r>
+    </w:p>
+    <w:p>
+      <w:pPr>
+        <w:tabs>
+          <w:tab w:val="right" w:leader="none" w:pos="9025.511811023622"/>
+        </w:tabs>
+        <w:jc w:val="both"/>
+        <w:rPr>
+          <w:rFonts w:ascii="Consolas" w:cs="Consolas" w:eastAsia="Consolas" w:hAnsi="Consolas"/>
+          <w:sz w:val="24"/>
+          <w:szCs w:val="24"/>
+        </w:rPr>
+      </w:pPr>
+      <w:r>
+        <w:rPr>
+          <w:rtl w:val="0"/>
+        </w:rPr>
+      </w:r>
+    </w:p>
+    <w:p>
+      <w:pPr>
+        <w:tabs>
+          <w:tab w:val="right" w:leader="none" w:pos="9025.511811023622"/>
+        </w:tabs>
+        <w:jc w:val="both"/>
+        <w:rPr>
+          <w:rFonts w:ascii="Times New Roman" w:cs="Times New Roman" w:eastAsia="Times New Roman" w:hAnsi="Times New Roman"/>
+          <w:b w:val="1"/>
+          <w:bCs w:val="1"/>
+          <w:sz w:val="24"/>
+          <w:szCs w:val="24"/>
+        </w:rPr>
+      </w:pPr>
+      <w:r>
+        <w:rPr>
+          <w:rFonts w:ascii="Times New Roman" w:cs="Times New Roman" w:eastAsia="Times New Roman" w:hAnsi="Times New Roman"/>
+          <w:b w:val="1"/>
+          <w:bCs w:val="1"/>
+          <w:sz w:val="24"/>
+          <w:szCs w:val="24"/>
+          <w:rtl w:val="0"/>
+        </w:rPr>
+        <w:t xml:space="preserve">**Команды ниже выполняются внутри контейнера**</w:t>
+      </w:r>
+    </w:p>
+    <w:p>
+      <w:pPr>
+        <w:tabs>
+          <w:tab w:val="right" w:leader="none" w:pos="9025.511811023622"/>
+        </w:tabs>
+        <w:jc w:val="both"/>
+        <w:rPr>
+          <w:rFonts w:ascii="Consolas" w:cs="Consolas" w:eastAsia="Consolas" w:hAnsi="Consolas"/>
+          <w:sz w:val="24"/>
+          <w:szCs w:val="24"/>
+        </w:rPr>
+      </w:pPr>
+      <w:r>
+        <w:rPr>
+          <w:rtl w:val="0"/>
+        </w:rPr>
+      </w:r>
+    </w:p>
+    <w:p>
+      <w:pPr>
+        <w:tabs>
+          <w:tab w:val="right" w:leader="none" w:pos="9025.511811023622"/>
+        </w:tabs>
+        <w:jc w:val="both"/>
+        <w:rPr>
+          <w:rFonts w:ascii="Times New Roman" w:cs="Times New Roman" w:eastAsia="Times New Roman" w:hAnsi="Times New Roman"/>
+          <w:sz w:val="24"/>
+          <w:szCs w:val="24"/>
+        </w:rPr>
+      </w:pPr>
+      <w:r>
+        <w:rPr>
+          <w:rFonts w:ascii="Times New Roman" w:cs="Times New Roman" w:eastAsia="Times New Roman" w:hAnsi="Times New Roman"/>
+          <w:sz w:val="24"/>
+          <w:szCs w:val="24"/>
+          <w:rtl w:val="0"/>
+        </w:rPr>
+        <w:t xml:space="preserve">3. Проверить NVIDIA-плагины внутри контейнера:</w:t>
+      </w:r>
+    </w:p>
+    <w:p>
+      <w:pPr>
+        <w:tabs>
+          <w:tab w:val="right" w:leader="none" w:pos="9025.511811023622"/>
+        </w:tabs>
+        <w:jc w:val="both"/>
+        <w:rPr>
+          <w:rFonts w:ascii="Consolas" w:cs="Consolas" w:eastAsia="Consolas" w:hAnsi="Consolas"/>
+          <w:sz w:val="24"/>
+          <w:szCs w:val="24"/>
+        </w:rPr>
+      </w:pPr>
+      <w:r>
+        <w:rPr>
+          <w:rtl w:val="0"/>
+        </w:rPr>
+      </w:r>
+    </w:p>
+    <w:p>
+      <w:pPr>
+        <w:tabs>
+          <w:tab w:val="right" w:leader="none" w:pos="9025.511811023622"/>
+        </w:tabs>
+        <w:jc w:val="both"/>
+        <w:rPr>
+          <w:rFonts w:ascii="Consolas" w:cs="Consolas" w:eastAsia="Consolas" w:hAnsi="Consolas"/>
+          <w:sz w:val="24"/>
+          <w:szCs w:val="24"/>
+        </w:rPr>
+      </w:pPr>
+      <w:r>
+        <w:rPr>
+          <w:rFonts w:ascii="Consolas" w:cs="Consolas" w:eastAsia="Consolas" w:hAnsi="Consolas"/>
+          <w:sz w:val="24"/>
+          <w:szCs w:val="24"/>
+          <w:rtl w:val="0"/>
+        </w:rPr>
+        <w:t xml:space="preserve">```bash</w:t>
+      </w:r>
+    </w:p>
+    <w:p>
+      <w:pPr>
+        <w:tabs>
+          <w:tab w:val="right" w:leader="none" w:pos="9025.511811023622"/>
+        </w:tabs>
+        <w:jc w:val="both"/>
+        <w:rPr>
+          <w:rFonts w:ascii="Consolas" w:cs="Consolas" w:eastAsia="Consolas" w:hAnsi="Consolas"/>
+          <w:sz w:val="24"/>
+          <w:szCs w:val="24"/>
+        </w:rPr>
+      </w:pPr>
+      <w:r>
+        <w:rPr>
+          <w:rFonts w:ascii="Consolas" w:cs="Consolas" w:eastAsia="Consolas" w:hAnsi="Consolas"/>
+          <w:sz w:val="24"/>
+          <w:szCs w:val="24"/>
+          <w:rtl w:val="0"/>
+        </w:rPr>
+        <w:t xml:space="preserve">docker exec jetbot_ros2_mipt-jetbot_educational-1 bash -lc '</w:t>
+      </w:r>
+    </w:p>
+    <w:p>
+      <w:pPr>
+        <w:tabs>
+          <w:tab w:val="right" w:leader="none" w:pos="9025.511811023622"/>
+        </w:tabs>
+        <w:jc w:val="both"/>
+        <w:rPr>
+          <w:rFonts w:ascii="Consolas" w:cs="Consolas" w:eastAsia="Consolas" w:hAnsi="Consolas"/>
+          <w:sz w:val="24"/>
+          <w:szCs w:val="24"/>
+        </w:rPr>
+      </w:pPr>
+      <w:r>
+        <w:rPr>
+          <w:rFonts w:ascii="Consolas" w:cs="Consolas" w:eastAsia="Consolas" w:hAnsi="Consolas"/>
+          <w:sz w:val="24"/>
+          <w:szCs w:val="24"/>
+          <w:rtl w:val="0"/>
+        </w:rPr>
+        <w:t xml:space="preserve">id</w:t>
+      </w:r>
+    </w:p>
+    <w:p>
+      <w:pPr>
+        <w:tabs>
+          <w:tab w:val="right" w:leader="none" w:pos="9025.511811023622"/>
+        </w:tabs>
+        <w:jc w:val="both"/>
+        <w:rPr>
+          <w:rFonts w:ascii="Consolas" w:cs="Consolas" w:eastAsia="Consolas" w:hAnsi="Consolas"/>
+          <w:sz w:val="24"/>
+          <w:szCs w:val="24"/>
+        </w:rPr>
+      </w:pPr>
+      <w:r>
+        <w:rPr>
+          <w:rFonts w:ascii="Consolas" w:cs="Consolas" w:eastAsia="Consolas" w:hAnsi="Consolas"/>
+          <w:sz w:val="24"/>
+          <w:szCs w:val="24"/>
+          <w:rtl w:val="0"/>
+        </w:rPr>
+        <w:t xml:space="preserve">test -S /tmp/argus_socket</w:t>
+      </w:r>
+    </w:p>
+    <w:p>
+      <w:pPr>
+        <w:tabs>
+          <w:tab w:val="right" w:leader="none" w:pos="9025.511811023622"/>
+        </w:tabs>
+        <w:jc w:val="both"/>
+        <w:rPr>
+          <w:rFonts w:ascii="Consolas" w:cs="Consolas" w:eastAsia="Consolas" w:hAnsi="Consolas"/>
+          <w:sz w:val="24"/>
+          <w:szCs w:val="24"/>
+        </w:rPr>
+      </w:pPr>
+      <w:r>
+        <w:rPr>
+          <w:rFonts w:ascii="Consolas" w:cs="Consolas" w:eastAsia="Consolas" w:hAnsi="Consolas"/>
+          <w:sz w:val="24"/>
+          <w:szCs w:val="24"/>
+          <w:rtl w:val="0"/>
+        </w:rPr>
+        <w:t xml:space="preserve">gst-inspect-1.0 nvarguscamerasrc &gt;/dev/null</w:t>
+      </w:r>
+    </w:p>
+    <w:p>
+      <w:pPr>
+        <w:tabs>
+          <w:tab w:val="right" w:leader="none" w:pos="9025.511811023622"/>
+        </w:tabs>
+        <w:jc w:val="both"/>
+        <w:rPr>
+          <w:rFonts w:ascii="Consolas" w:cs="Consolas" w:eastAsia="Consolas" w:hAnsi="Consolas"/>
+          <w:sz w:val="24"/>
+          <w:szCs w:val="24"/>
+        </w:rPr>
+      </w:pPr>
+      <w:r>
+        <w:rPr>
+          <w:rFonts w:ascii="Consolas" w:cs="Consolas" w:eastAsia="Consolas" w:hAnsi="Consolas"/>
+          <w:sz w:val="24"/>
+          <w:szCs w:val="24"/>
+          <w:rtl w:val="0"/>
+        </w:rPr>
+        <w:t xml:space="preserve">gst-inspect-1.0 nvvidconv &gt;/dev/null</w:t>
+      </w:r>
+    </w:p>
+    <w:p>
+      <w:pPr>
+        <w:tabs>
+          <w:tab w:val="right" w:leader="none" w:pos="9025.511811023622"/>
+        </w:tabs>
+        <w:jc w:val="both"/>
+        <w:rPr>
+          <w:rFonts w:ascii="Consolas" w:cs="Consolas" w:eastAsia="Consolas" w:hAnsi="Consolas"/>
+          <w:sz w:val="24"/>
+          <w:szCs w:val="24"/>
+        </w:rPr>
+      </w:pPr>
+      <w:r>
+        <w:rPr>
+          <w:rFonts w:ascii="Consolas" w:cs="Consolas" w:eastAsia="Consolas" w:hAnsi="Consolas"/>
+          <w:sz w:val="24"/>
+          <w:szCs w:val="24"/>
+          <w:rtl w:val="0"/>
+        </w:rPr>
+        <w:t xml:space="preserve">echo CAMERA_RUNTIME_OK</w:t>
+      </w:r>
+    </w:p>
+    <w:p>
+      <w:pPr>
+        <w:tabs>
+          <w:tab w:val="right" w:leader="none" w:pos="9025.511811023622"/>
+        </w:tabs>
+        <w:jc w:val="both"/>
+        <w:rPr>
+          <w:rFonts w:ascii="Consolas" w:cs="Consolas" w:eastAsia="Consolas" w:hAnsi="Consolas"/>
+          <w:sz w:val="24"/>
+          <w:szCs w:val="24"/>
+        </w:rPr>
+      </w:pPr>
+      <w:r>
+        <w:rPr>
+          <w:rFonts w:ascii="Consolas" w:cs="Consolas" w:eastAsia="Consolas" w:hAnsi="Consolas"/>
+          <w:sz w:val="24"/>
+          <w:szCs w:val="24"/>
+          <w:rtl w:val="0"/>
+        </w:rPr>
+        <w:t xml:space="preserve">'</w:t>
+      </w:r>
+    </w:p>
+    <w:p>
+      <w:pPr>
+        <w:tabs>
+          <w:tab w:val="right" w:leader="none" w:pos="9025.511811023622"/>
+        </w:tabs>
+        <w:jc w:val="both"/>
+        <w:rPr>
+          <w:rFonts w:ascii="Consolas" w:cs="Consolas" w:eastAsia="Consolas" w:hAnsi="Consolas"/>
+          <w:sz w:val="24"/>
+          <w:szCs w:val="24"/>
+        </w:rPr>
+      </w:pPr>
+      <w:r>
+        <w:rPr>
+          <w:rFonts w:ascii="Consolas" w:cs="Consolas" w:eastAsia="Consolas" w:hAnsi="Consolas"/>
+          <w:sz w:val="24"/>
+          <w:szCs w:val="24"/>
+          <w:rtl w:val="0"/>
+        </w:rPr>
+        <w:t xml:space="preserve">```</w:t>
+      </w:r>
+    </w:p>
+    <w:p>
+      <w:pPr>
+        <w:tabs>
+          <w:tab w:val="right" w:leader="none" w:pos="9025.511811023622"/>
+        </w:tabs>
+        <w:jc w:val="both"/>
+        <w:rPr>
+          <w:rFonts w:ascii="Consolas" w:cs="Consolas" w:eastAsia="Consolas" w:hAnsi="Consolas"/>
+          <w:sz w:val="24"/>
+          <w:szCs w:val="24"/>
+        </w:rPr>
+      </w:pPr>
+      <w:r>
+        <w:rPr>
+          <w:rtl w:val="0"/>
+        </w:rPr>
+      </w:r>
+    </w:p>
+    <w:p>
+      <w:pPr>
+        <w:tabs>
+          <w:tab w:val="right" w:leader="none" w:pos="9025.511811023622"/>
+        </w:tabs>
+        <w:jc w:val="both"/>
+        <w:rPr>
+          <w:rFonts w:ascii="Times New Roman" w:cs="Times New Roman" w:eastAsia="Times New Roman" w:hAnsi="Times New Roman"/>
+          <w:sz w:val="24"/>
+          <w:szCs w:val="24"/>
+        </w:rPr>
+      </w:pPr>
+      <w:r>
+        <w:rPr>
+          <w:rFonts w:ascii="Times New Roman" w:cs="Times New Roman" w:eastAsia="Times New Roman" w:hAnsi="Times New Roman"/>
+          <w:sz w:val="24"/>
+          <w:szCs w:val="24"/>
+          <w:rtl w:val="0"/>
+        </w:rPr>
+        <w:t xml:space="preserve">В выводе `id` должна быть группа `video`, а в конце — `CAMERA_RUNTIME_OK`.</w:t>
+      </w:r>
+    </w:p>
+    <w:p>
+      <w:pPr>
+        <w:tabs>
+          <w:tab w:val="right" w:leader="none" w:pos="9025.511811023622"/>
+        </w:tabs>
+        <w:jc w:val="both"/>
+        <w:rPr>
+          <w:rFonts w:ascii="Consolas" w:cs="Consolas" w:eastAsia="Consolas" w:hAnsi="Consolas"/>
+          <w:sz w:val="24"/>
+          <w:szCs w:val="24"/>
+        </w:rPr>
+      </w:pPr>
+      <w:r>
+        <w:rPr>
+          <w:rtl w:val="0"/>
+        </w:rPr>
+      </w:r>
+    </w:p>
+    <w:p>
+      <w:pPr>
+        <w:tabs>
+          <w:tab w:val="right" w:leader="none" w:pos="9025.511811023622"/>
+        </w:tabs>
+        <w:jc w:val="both"/>
+        <w:rPr>
+          <w:rFonts w:ascii="Times New Roman" w:cs="Times New Roman" w:eastAsia="Times New Roman" w:hAnsi="Times New Roman"/>
+          <w:sz w:val="24"/>
+          <w:szCs w:val="24"/>
+        </w:rPr>
+      </w:pPr>
+      <w:r>
+        <w:rPr>
+          <w:rFonts w:ascii="Times New Roman" w:cs="Times New Roman" w:eastAsia="Times New Roman" w:hAnsi="Times New Roman"/>
+          <w:sz w:val="24"/>
+          <w:szCs w:val="24"/>
+          <w:rtl w:val="0"/>
+        </w:rPr>
+        <w:t xml:space="preserve">4. Пересобрать workspace (достаточно только пакет камеры):</w:t>
+      </w:r>
+    </w:p>
+    <w:p>
+      <w:pPr>
+        <w:tabs>
+          <w:tab w:val="right" w:leader="none" w:pos="9025.511811023622"/>
+        </w:tabs>
+        <w:jc w:val="both"/>
+        <w:rPr>
+          <w:rFonts w:ascii="Consolas" w:cs="Consolas" w:eastAsia="Consolas" w:hAnsi="Consolas"/>
+          <w:sz w:val="24"/>
+          <w:szCs w:val="24"/>
+        </w:rPr>
+      </w:pPr>
+      <w:r>
+        <w:rPr>
+          <w:rtl w:val="0"/>
+        </w:rPr>
+      </w:r>
+    </w:p>
+    <w:p>
+      <w:pPr>
+        <w:tabs>
+          <w:tab w:val="right" w:leader="none" w:pos="9025.511811023622"/>
+        </w:tabs>
+        <w:jc w:val="both"/>
+        <w:rPr>
+          <w:rFonts w:ascii="Consolas" w:cs="Consolas" w:eastAsia="Consolas" w:hAnsi="Consolas"/>
+          <w:sz w:val="24"/>
+          <w:szCs w:val="24"/>
+        </w:rPr>
+      </w:pPr>
+      <w:r>
+        <w:rPr>
+          <w:rFonts w:ascii="Consolas" w:cs="Consolas" w:eastAsia="Consolas" w:hAnsi="Consolas"/>
+          <w:sz w:val="24"/>
+          <w:szCs w:val="24"/>
+          <w:rtl w:val="0"/>
+        </w:rPr>
+        <w:t xml:space="preserve">```bash</w:t>
+      </w:r>
+    </w:p>
+    <w:p>
+      <w:pPr>
+        <w:tabs>
+          <w:tab w:val="right" w:leader="none" w:pos="9025.511811023622"/>
+        </w:tabs>
+        <w:jc w:val="both"/>
+        <w:rPr>
+          <w:rFonts w:ascii="Consolas" w:cs="Consolas" w:eastAsia="Consolas" w:hAnsi="Consolas"/>
+          <w:sz w:val="24"/>
+          <w:szCs w:val="24"/>
+        </w:rPr>
+      </w:pPr>
+      <w:r>
+        <w:rPr>
+          <w:rFonts w:ascii="Consolas" w:cs="Consolas" w:eastAsia="Consolas" w:hAnsi="Consolas"/>
+          <w:sz w:val="24"/>
+          <w:szCs w:val="24"/>
+          <w:rtl w:val="0"/>
+        </w:rPr>
+        <w:t xml:space="preserve">docker exec jetbot_ros2_mipt-jetbot_educational-1 bash -lc '</w:t>
+      </w:r>
+    </w:p>
+    <w:p>
+      <w:pPr>
+        <w:tabs>
+          <w:tab w:val="right" w:leader="none" w:pos="9025.511811023622"/>
+        </w:tabs>
+        <w:jc w:val="both"/>
+        <w:rPr>
+          <w:rFonts w:ascii="Consolas" w:cs="Consolas" w:eastAsia="Consolas" w:hAnsi="Consolas"/>
+          <w:sz w:val="24"/>
+          <w:szCs w:val="24"/>
+        </w:rPr>
+      </w:pPr>
+      <w:r>
+        <w:rPr>
+          <w:rFonts w:ascii="Consolas" w:cs="Consolas" w:eastAsia="Consolas" w:hAnsi="Consolas"/>
+          <w:sz w:val="24"/>
+          <w:szCs w:val="24"/>
+          <w:rtl w:val="0"/>
+        </w:rPr>
+        <w:t xml:space="preserve">source /opt/ros/humble/install/setup.bash</w:t>
+      </w:r>
+    </w:p>
+    <w:p>
+      <w:pPr>
+        <w:tabs>
+          <w:tab w:val="right" w:leader="none" w:pos="9025.511811023622"/>
+        </w:tabs>
+        <w:jc w:val="both"/>
+        <w:rPr>
+          <w:rFonts w:ascii="Consolas" w:cs="Consolas" w:eastAsia="Consolas" w:hAnsi="Consolas"/>
+          <w:sz w:val="24"/>
+          <w:szCs w:val="24"/>
+        </w:rPr>
+      </w:pPr>
+      <w:r>
+        <w:rPr>
+          <w:rFonts w:ascii="Consolas" w:cs="Consolas" w:eastAsia="Consolas" w:hAnsi="Consolas"/>
+          <w:sz w:val="24"/>
+          <w:szCs w:val="24"/>
+          <w:rtl w:val="0"/>
+        </w:rPr>
+        <w:t xml:space="preserve">cd /home/app/ros2_ws</w:t>
+      </w:r>
+    </w:p>
+    <w:p>
+      <w:pPr>
+        <w:tabs>
+          <w:tab w:val="right" w:leader="none" w:pos="9025.511811023622"/>
+        </w:tabs>
+        <w:jc w:val="both"/>
+        <w:rPr>
+          <w:rFonts w:ascii="Consolas" w:cs="Consolas" w:eastAsia="Consolas" w:hAnsi="Consolas"/>
+          <w:sz w:val="24"/>
+          <w:szCs w:val="24"/>
+        </w:rPr>
+      </w:pPr>
+      <w:r>
+        <w:rPr>
+          <w:rFonts w:ascii="Consolas" w:cs="Consolas" w:eastAsia="Consolas" w:hAnsi="Consolas"/>
+          <w:sz w:val="24"/>
+          <w:szCs w:val="24"/>
+          <w:rtl w:val="0"/>
+        </w:rPr>
+        <w:t xml:space="preserve">colcon build \</w:t>
+      </w:r>
+    </w:p>
+    <w:p>
+      <w:pPr>
+        <w:tabs>
+          <w:tab w:val="right" w:leader="none" w:pos="9025.511811023622"/>
+        </w:tabs>
+        <w:jc w:val="both"/>
+        <w:rPr>
+          <w:rFonts w:ascii="Consolas" w:cs="Consolas" w:eastAsia="Consolas" w:hAnsi="Consolas"/>
+          <w:sz w:val="24"/>
+          <w:szCs w:val="24"/>
+        </w:rPr>
+      </w:pPr>
+      <w:r>
+        <w:rPr>
+          <w:rFonts w:ascii="Consolas" w:cs="Consolas" w:eastAsia="Consolas" w:hAnsi="Consolas"/>
+          <w:sz w:val="24"/>
+          <w:szCs w:val="24"/>
+          <w:rtl w:val="0"/>
+        </w:rPr>
+        <w:t xml:space="preserve">  --symlink-install \</w:t>
+      </w:r>
+    </w:p>
+    <w:p>
+      <w:pPr>
+        <w:tabs>
+          <w:tab w:val="right" w:leader="none" w:pos="9025.511811023622"/>
+        </w:tabs>
+        <w:jc w:val="both"/>
+        <w:rPr>
+          <w:rFonts w:ascii="Consolas" w:cs="Consolas" w:eastAsia="Consolas" w:hAnsi="Consolas"/>
+          <w:sz w:val="24"/>
+          <w:szCs w:val="24"/>
+        </w:rPr>
+      </w:pPr>
+      <w:r>
+        <w:rPr>
+          <w:rFonts w:ascii="Consolas" w:cs="Consolas" w:eastAsia="Consolas" w:hAnsi="Consolas"/>
+          <w:sz w:val="24"/>
+          <w:szCs w:val="24"/>
+          <w:rtl w:val="0"/>
+        </w:rPr>
+        <w:t xml:space="preserve">  --packages-select pi_camera \</w:t>
+      </w:r>
+    </w:p>
+    <w:p>
+      <w:pPr>
+        <w:tabs>
+          <w:tab w:val="right" w:leader="none" w:pos="9025.511811023622"/>
+        </w:tabs>
+        <w:jc w:val="both"/>
+        <w:rPr>
+          <w:rFonts w:ascii="Consolas" w:cs="Consolas" w:eastAsia="Consolas" w:hAnsi="Consolas"/>
+          <w:sz w:val="24"/>
+          <w:szCs w:val="24"/>
+        </w:rPr>
+      </w:pPr>
+      <w:r>
+        <w:rPr>
+          <w:rFonts w:ascii="Consolas" w:cs="Consolas" w:eastAsia="Consolas" w:hAnsi="Consolas"/>
+          <w:sz w:val="24"/>
+          <w:szCs w:val="24"/>
+          <w:rtl w:val="0"/>
+        </w:rPr>
+        <w:t xml:space="preserve">  --event-handlers console_direct+</w:t>
+      </w:r>
+    </w:p>
+    <w:p>
+      <w:pPr>
+        <w:tabs>
+          <w:tab w:val="right" w:leader="none" w:pos="9025.511811023622"/>
+        </w:tabs>
+        <w:jc w:val="both"/>
+        <w:rPr>
+          <w:rFonts w:ascii="Consolas" w:cs="Consolas" w:eastAsia="Consolas" w:hAnsi="Consolas"/>
+          <w:sz w:val="24"/>
+          <w:szCs w:val="24"/>
+        </w:rPr>
+      </w:pPr>
+      <w:r>
+        <w:rPr>
+          <w:rFonts w:ascii="Consolas" w:cs="Consolas" w:eastAsia="Consolas" w:hAnsi="Consolas"/>
+          <w:sz w:val="24"/>
+          <w:szCs w:val="24"/>
+          <w:rtl w:val="0"/>
+        </w:rPr>
+        <w:t xml:space="preserve">'</w:t>
+      </w:r>
+    </w:p>
+    <w:p>
+      <w:pPr>
+        <w:tabs>
+          <w:tab w:val="right" w:leader="none" w:pos="9025.511811023622"/>
+        </w:tabs>
+        <w:jc w:val="both"/>
+        <w:rPr>
+          <w:rFonts w:ascii="Consolas" w:cs="Consolas" w:eastAsia="Consolas" w:hAnsi="Consolas"/>
+          <w:sz w:val="24"/>
+          <w:szCs w:val="24"/>
+        </w:rPr>
+      </w:pPr>
+      <w:r>
+        <w:rPr>
+          <w:rFonts w:ascii="Consolas" w:cs="Consolas" w:eastAsia="Consolas" w:hAnsi="Consolas"/>
+          <w:sz w:val="24"/>
+          <w:szCs w:val="24"/>
+          <w:rtl w:val="0"/>
+        </w:rPr>
+        <w:t xml:space="preserve">```</w:t>
+      </w:r>
+    </w:p>
+    <w:p>
+      <w:pPr>
+        <w:tabs>
+          <w:tab w:val="right" w:leader="none" w:pos="9025.511811023622"/>
+        </w:tabs>
+        <w:jc w:val="both"/>
+        <w:rPr>
+          <w:rFonts w:ascii="Consolas" w:cs="Consolas" w:eastAsia="Consolas" w:hAnsi="Consolas"/>
+          <w:sz w:val="24"/>
+          <w:szCs w:val="24"/>
+        </w:rPr>
+      </w:pPr>
+      <w:r>
+        <w:rPr>
+          <w:rtl w:val="0"/>
+        </w:rPr>
+      </w:r>
+    </w:p>
+    <w:p>
+      <w:pPr>
+        <w:tabs>
+          <w:tab w:val="right" w:leader="none" w:pos="9025.511811023622"/>
+        </w:tabs>
+        <w:jc w:val="both"/>
+        <w:rPr>
+          <w:rFonts w:ascii="Times New Roman" w:cs="Times New Roman" w:eastAsia="Times New Roman" w:hAnsi="Times New Roman"/>
+          <w:sz w:val="24"/>
+          <w:szCs w:val="24"/>
+        </w:rPr>
+      </w:pPr>
+      <w:r>
+        <w:rPr>
+          <w:rFonts w:ascii="Times New Roman" w:cs="Times New Roman" w:eastAsia="Times New Roman" w:hAnsi="Times New Roman"/>
+          <w:sz w:val="24"/>
+          <w:szCs w:val="24"/>
+          <w:rtl w:val="0"/>
+        </w:rPr>
+        <w:t xml:space="preserve">5. Запустить драйвер:</w:t>
+      </w:r>
+    </w:p>
+    <w:p>
+      <w:pPr>
+        <w:tabs>
+          <w:tab w:val="right" w:leader="none" w:pos="9025.511811023622"/>
+        </w:tabs>
+        <w:jc w:val="both"/>
+        <w:rPr>
+          <w:rFonts w:ascii="Consolas" w:cs="Consolas" w:eastAsia="Consolas" w:hAnsi="Consolas"/>
+          <w:sz w:val="24"/>
+          <w:szCs w:val="24"/>
+        </w:rPr>
+      </w:pPr>
+      <w:r>
+        <w:rPr>
+          <w:rtl w:val="0"/>
+        </w:rPr>
+      </w:r>
+    </w:p>
+    <w:p>
+      <w:pPr>
+        <w:tabs>
+          <w:tab w:val="right" w:leader="none" w:pos="9025.511811023622"/>
+        </w:tabs>
+        <w:jc w:val="both"/>
+        <w:rPr>
+          <w:rFonts w:ascii="Consolas" w:cs="Consolas" w:eastAsia="Consolas" w:hAnsi="Consolas"/>
+          <w:sz w:val="24"/>
+          <w:szCs w:val="24"/>
+        </w:rPr>
+      </w:pPr>
+      <w:r>
+        <w:rPr>
+          <w:rFonts w:ascii="Consolas" w:cs="Consolas" w:eastAsia="Consolas" w:hAnsi="Consolas"/>
+          <w:sz w:val="24"/>
+          <w:szCs w:val="24"/>
+          <w:rtl w:val="0"/>
+        </w:rPr>
+        <w:t xml:space="preserve">```bash</w:t>
+      </w:r>
+    </w:p>
+    <w:p>
+      <w:pPr>
+        <w:tabs>
+          <w:tab w:val="right" w:leader="none" w:pos="9025.511811023622"/>
+        </w:tabs>
+        <w:jc w:val="both"/>
+        <w:rPr>
+          <w:rFonts w:ascii="Consolas" w:cs="Consolas" w:eastAsia="Consolas" w:hAnsi="Consolas"/>
+          <w:sz w:val="24"/>
+          <w:szCs w:val="24"/>
+        </w:rPr>
+      </w:pPr>
+      <w:r>
+        <w:rPr>
+          <w:rFonts w:ascii="Consolas" w:cs="Consolas" w:eastAsia="Consolas" w:hAnsi="Consolas"/>
+          <w:sz w:val="24"/>
+          <w:szCs w:val="24"/>
+          <w:rtl w:val="0"/>
+        </w:rPr>
+        <w:t xml:space="preserve">docker exec -it jetbot_ros2_mipt-jetbot_educational-1 bash</w:t>
+      </w:r>
+    </w:p>
+    <w:p>
+      <w:pPr>
+        <w:tabs>
+          <w:tab w:val="right" w:leader="none" w:pos="9025.511811023622"/>
+        </w:tabs>
+        <w:jc w:val="both"/>
+        <w:rPr>
+          <w:rFonts w:ascii="Consolas" w:cs="Consolas" w:eastAsia="Consolas" w:hAnsi="Consolas"/>
+          <w:sz w:val="24"/>
+          <w:szCs w:val="24"/>
+        </w:rPr>
+      </w:pPr>
+      <w:r>
+        <w:rPr>
+          <w:rFonts w:ascii="Consolas" w:cs="Consolas" w:eastAsia="Consolas" w:hAnsi="Consolas"/>
+          <w:sz w:val="24"/>
+          <w:szCs w:val="24"/>
+          <w:rtl w:val="0"/>
+        </w:rPr>
+        <w:t xml:space="preserve">source /opt/ros/humble/install/setup.bash</w:t>
+      </w:r>
+    </w:p>
+    <w:p>
+      <w:pPr>
+        <w:tabs>
+          <w:tab w:val="right" w:leader="none" w:pos="9025.511811023622"/>
+        </w:tabs>
+        <w:jc w:val="both"/>
+        <w:rPr>
+          <w:rFonts w:ascii="Consolas" w:cs="Consolas" w:eastAsia="Consolas" w:hAnsi="Consolas"/>
+          <w:sz w:val="24"/>
+          <w:szCs w:val="24"/>
+        </w:rPr>
+      </w:pPr>
+      <w:r>
+        <w:rPr>
+          <w:rFonts w:ascii="Consolas" w:cs="Consolas" w:eastAsia="Consolas" w:hAnsi="Consolas"/>
+          <w:sz w:val="24"/>
+          <w:szCs w:val="24"/>
+          <w:rtl w:val="0"/>
+        </w:rPr>
+        <w:t xml:space="preserve">source /home/app/ros2_ws/install/setup.bash</w:t>
+      </w:r>
+    </w:p>
+    <w:p>
+      <w:pPr>
+        <w:tabs>
+          <w:tab w:val="right" w:leader="none" w:pos="9025.511811023622"/>
+        </w:tabs>
+        <w:jc w:val="both"/>
+        <w:rPr>
+          <w:rFonts w:ascii="Consolas" w:cs="Consolas" w:eastAsia="Consolas" w:hAnsi="Consolas"/>
+          <w:sz w:val="24"/>
+          <w:szCs w:val="24"/>
+        </w:rPr>
+      </w:pPr>
+      <w:r>
+        <w:rPr>
+          <w:rFonts w:ascii="Consolas" w:cs="Consolas" w:eastAsia="Consolas" w:hAnsi="Consolas"/>
+          <w:sz w:val="24"/>
+          <w:szCs w:val="24"/>
+          <w:rtl w:val="0"/>
+        </w:rPr>
+        <w:t xml:space="preserve">ros2 run pi_camera publish_raw</w:t>
+      </w:r>
+    </w:p>
+    <w:p>
+      <w:pPr>
+        <w:tabs>
+          <w:tab w:val="right" w:leader="none" w:pos="9025.511811023622"/>
+        </w:tabs>
+        <w:jc w:val="both"/>
+        <w:rPr>
+          <w:rFonts w:ascii="Consolas" w:cs="Consolas" w:eastAsia="Consolas" w:hAnsi="Consolas"/>
+          <w:sz w:val="24"/>
+          <w:szCs w:val="24"/>
+        </w:rPr>
+      </w:pPr>
+      <w:r>
+        <w:rPr>
+          <w:rFonts w:ascii="Consolas" w:cs="Consolas" w:eastAsia="Consolas" w:hAnsi="Consolas"/>
+          <w:sz w:val="24"/>
+          <w:szCs w:val="24"/>
+          <w:rtl w:val="0"/>
+        </w:rPr>
+        <w:t xml:space="preserve">```</w:t>
+      </w:r>
+    </w:p>
+    <w:p>
+      <w:pPr>
+        <w:tabs>
+          <w:tab w:val="right" w:leader="none" w:pos="9025.511811023622"/>
+        </w:tabs>
+        <w:jc w:val="both"/>
+        <w:rPr>
+          <w:rFonts w:ascii="Consolas" w:cs="Consolas" w:eastAsia="Consolas" w:hAnsi="Consolas"/>
+          <w:sz w:val="24"/>
+          <w:szCs w:val="24"/>
+        </w:rPr>
+      </w:pPr>
+      <w:r>
+        <w:rPr>
+          <w:rtl w:val="0"/>
+        </w:rPr>
+      </w:r>
+    </w:p>
+    <w:p>
+      <w:pPr>
+        <w:tabs>
+          <w:tab w:val="right" w:leader="none" w:pos="9025.511811023622"/>
+        </w:tabs>
+        <w:jc w:val="both"/>
+        <w:rPr>
+          <w:rFonts w:ascii="Times New Roman" w:cs="Times New Roman" w:eastAsia="Times New Roman" w:hAnsi="Times New Roman"/>
+          <w:sz w:val="24"/>
+          <w:szCs w:val="24"/>
+        </w:rPr>
+      </w:pPr>
+      <w:r>
+        <w:rPr>
+          <w:rFonts w:ascii="Times New Roman" w:cs="Times New Roman" w:eastAsia="Times New Roman" w:hAnsi="Times New Roman"/>
+          <w:sz w:val="24"/>
+          <w:szCs w:val="24"/>
+          <w:rtl w:val="0"/>
+        </w:rPr>
+        <w:t xml:space="preserve">6. В другом терминале проверить публикацию:</w:t>
+      </w:r>
+    </w:p>
+    <w:p>
+      <w:pPr>
+        <w:tabs>
+          <w:tab w:val="right" w:leader="none" w:pos="9025.511811023622"/>
+        </w:tabs>
+        <w:jc w:val="both"/>
+        <w:rPr>
+          <w:rFonts w:ascii="Consolas" w:cs="Consolas" w:eastAsia="Consolas" w:hAnsi="Consolas"/>
+          <w:sz w:val="24"/>
+          <w:szCs w:val="24"/>
+        </w:rPr>
+      </w:pPr>
+      <w:r>
+        <w:rPr>
+          <w:rtl w:val="0"/>
+        </w:rPr>
+      </w:r>
+    </w:p>
+    <w:p>
+      <w:pPr>
+        <w:tabs>
+          <w:tab w:val="right" w:leader="none" w:pos="9025.511811023622"/>
+        </w:tabs>
+        <w:jc w:val="both"/>
+        <w:rPr>
+          <w:rFonts w:ascii="Consolas" w:cs="Consolas" w:eastAsia="Consolas" w:hAnsi="Consolas"/>
+          <w:sz w:val="24"/>
+          <w:szCs w:val="24"/>
+        </w:rPr>
+      </w:pPr>
+      <w:r>
+        <w:rPr>
+          <w:rFonts w:ascii="Consolas" w:cs="Consolas" w:eastAsia="Consolas" w:hAnsi="Consolas"/>
+          <w:sz w:val="24"/>
+          <w:szCs w:val="24"/>
+          <w:rtl w:val="0"/>
+        </w:rPr>
+        <w:t xml:space="preserve">```bash</w:t>
+      </w:r>
+    </w:p>
+    <w:p>
+      <w:pPr>
+        <w:tabs>
+          <w:tab w:val="right" w:leader="none" w:pos="9025.511811023622"/>
+        </w:tabs>
+        <w:jc w:val="both"/>
+        <w:rPr>
+          <w:rFonts w:ascii="Consolas" w:cs="Consolas" w:eastAsia="Consolas" w:hAnsi="Consolas"/>
+          <w:sz w:val="24"/>
+          <w:szCs w:val="24"/>
+        </w:rPr>
+      </w:pPr>
+      <w:r>
+        <w:rPr>
+          <w:rFonts w:ascii="Consolas" w:cs="Consolas" w:eastAsia="Consolas" w:hAnsi="Consolas"/>
+          <w:sz w:val="24"/>
+          <w:szCs w:val="24"/>
+          <w:rtl w:val="0"/>
+        </w:rPr>
+        <w:t xml:space="preserve">docker exec -it jetbot_ros2_mipt-jetbot_educational-1 bash -lc '</w:t>
+      </w:r>
+    </w:p>
+    <w:p>
+      <w:pPr>
+        <w:tabs>
+          <w:tab w:val="right" w:leader="none" w:pos="9025.511811023622"/>
+        </w:tabs>
+        <w:jc w:val="both"/>
+        <w:rPr>
+          <w:rFonts w:ascii="Consolas" w:cs="Consolas" w:eastAsia="Consolas" w:hAnsi="Consolas"/>
+          <w:sz w:val="24"/>
+          <w:szCs w:val="24"/>
+        </w:rPr>
+      </w:pPr>
+      <w:r>
+        <w:rPr>
+          <w:rFonts w:ascii="Consolas" w:cs="Consolas" w:eastAsia="Consolas" w:hAnsi="Consolas"/>
+          <w:sz w:val="24"/>
+          <w:szCs w:val="24"/>
+          <w:rtl w:val="0"/>
+        </w:rPr>
+        <w:t xml:space="preserve">source /opt/ros/humble/install/setup.bash</w:t>
+      </w:r>
+    </w:p>
+    <w:p>
+      <w:pPr>
+        <w:tabs>
+          <w:tab w:val="right" w:leader="none" w:pos="9025.511811023622"/>
+        </w:tabs>
+        <w:jc w:val="both"/>
+        <w:rPr>
+          <w:rFonts w:ascii="Consolas" w:cs="Consolas" w:eastAsia="Consolas" w:hAnsi="Consolas"/>
+          <w:sz w:val="24"/>
+          <w:szCs w:val="24"/>
+        </w:rPr>
+      </w:pPr>
+      <w:r>
+        <w:rPr>
+          <w:rFonts w:ascii="Consolas" w:cs="Consolas" w:eastAsia="Consolas" w:hAnsi="Consolas"/>
+          <w:sz w:val="24"/>
+          <w:szCs w:val="24"/>
+          <w:rtl w:val="0"/>
+        </w:rPr>
+        <w:t xml:space="preserve">source /home/app/ros2_ws/install/setup.bash</w:t>
+      </w:r>
+    </w:p>
+    <w:p>
+      <w:pPr>
+        <w:tabs>
+          <w:tab w:val="right" w:leader="none" w:pos="9025.511811023622"/>
+        </w:tabs>
+        <w:jc w:val="both"/>
+        <w:rPr>
+          <w:rFonts w:ascii="Consolas" w:cs="Consolas" w:eastAsia="Consolas" w:hAnsi="Consolas"/>
+          <w:sz w:val="24"/>
+          <w:szCs w:val="24"/>
+        </w:rPr>
+      </w:pPr>
+      <w:r>
+        <w:rPr>
+          <w:rFonts w:ascii="Consolas" w:cs="Consolas" w:eastAsia="Consolas" w:hAnsi="Consolas"/>
+          <w:sz w:val="24"/>
+          <w:szCs w:val="24"/>
+          <w:rtl w:val="0"/>
+        </w:rPr>
+        <w:t xml:space="preserve">ros2 topic hz /camera/image/raw</w:t>
+      </w:r>
+    </w:p>
+    <w:p>
+      <w:pPr>
+        <w:tabs>
+          <w:tab w:val="right" w:leader="none" w:pos="9025.511811023622"/>
+        </w:tabs>
+        <w:jc w:val="both"/>
+        <w:rPr>
+          <w:rFonts w:ascii="Consolas" w:cs="Consolas" w:eastAsia="Consolas" w:hAnsi="Consolas"/>
+          <w:sz w:val="24"/>
+          <w:szCs w:val="24"/>
+        </w:rPr>
+      </w:pPr>
+      <w:r>
+        <w:rPr>
+          <w:rFonts w:ascii="Consolas" w:cs="Consolas" w:eastAsia="Consolas" w:hAnsi="Consolas"/>
+          <w:sz w:val="24"/>
+          <w:szCs w:val="24"/>
+          <w:rtl w:val="0"/>
+        </w:rPr>
+        <w:t xml:space="preserve">'</w:t>
+      </w:r>
+    </w:p>
+    <w:p>
+      <w:pPr>
+        <w:tabs>
+          <w:tab w:val="right" w:leader="none" w:pos="9025.511811023622"/>
+        </w:tabs>
+        <w:jc w:val="both"/>
+        <w:rPr>
+          <w:rFonts w:ascii="Consolas" w:cs="Consolas" w:eastAsia="Consolas" w:hAnsi="Consolas"/>
+          <w:sz w:val="24"/>
+          <w:szCs w:val="24"/>
+        </w:rPr>
+      </w:pPr>
+      <w:r>
+        <w:rPr>
+          <w:rFonts w:ascii="Consolas" w:cs="Consolas" w:eastAsia="Consolas" w:hAnsi="Consolas"/>
+          <w:sz w:val="24"/>
+          <w:szCs w:val="24"/>
+          <w:rtl w:val="0"/>
+        </w:rPr>
+        <w:t xml:space="preserve">```</w:t>
+      </w:r>
+    </w:p>
+    <w:p>
+      <w:pPr>
+        <w:tabs>
+          <w:tab w:val="right" w:leader="none" w:pos="9025.511811023622"/>
+        </w:tabs>
+        <w:jc w:val="both"/>
+        <w:rPr>
+          <w:rFonts w:ascii="Consolas" w:cs="Consolas" w:eastAsia="Consolas" w:hAnsi="Consolas"/>
+          <w:sz w:val="24"/>
+          <w:szCs w:val="24"/>
+        </w:rPr>
+      </w:pPr>
+      <w:r>
+        <w:rPr>
+          <w:rtl w:val="0"/>
+        </w:rPr>
+      </w:r>
+    </w:p>
+    <w:p>
+      <w:pPr>
+        <w:tabs>
+          <w:tab w:val="right" w:leader="none" w:pos="9025.511811023622"/>
+        </w:tabs>
+        <w:jc w:val="both"/>
+        <w:rPr>
+          <w:rFonts w:ascii="Times New Roman" w:cs="Times New Roman" w:eastAsia="Times New Roman" w:hAnsi="Times New Roman"/>
+          <w:b w:val="1"/>
+          <w:bCs w:val="1"/>
+          <w:sz w:val="24"/>
+          <w:szCs w:val="24"/>
+        </w:rPr>
+      </w:pPr>
+      <w:r>
+        <w:rPr>
+          <w:rFonts w:ascii="Consolas" w:cs="Consolas" w:eastAsia="Consolas" w:hAnsi="Consolas"/>
+          <w:sz w:val="24"/>
+          <w:szCs w:val="24"/>
+          <w:rtl w:val="0"/>
+        </w:rPr>
+        <w:t xml:space="preserve">Ожидается примерно 28–30 FPS.</w:t>
+      </w:r>
       <w:r>
         <w:rPr>
           <w:rtl w:val="0"/>

--- a/docs/Интеллектуальная робототехника 2026 - лабораторные работы.docx
+++ b/docs/Интеллектуальная робототехника 2026 - лабораторные работы.docx
@@ -15,22 +15,6 @@
       </w:pPr>
       <w:bookmarkStart w:colFirst="0" w:colLast="0" w:name="_pep0wq4qbqsg" w:id="0"/>
       <w:bookmarkEnd w:id="0"/>
-      <w:ins w:author="RAIbotics" w:id="0" w:date="2026-09-28T09:44:05Z">
-        <w:r>
-          <w:rPr>
-            <w:rFonts w:ascii="Times New Roman" w:cs="Times New Roman" w:eastAsia="Times New Roman" w:hAnsi="Times New Roman"/>
-            <w:b w:val="1"/>
-            <w:bCs w:val="1"/>
-            <w:sz w:val="24"/>
-            <w:szCs w:val="24"/>
-            <w:rtl w:val="0"/>
-            <w:rPrChange w:author="RAIbotics" w:id="1" w:date="2026-09-28T09:44:05Z">
-              <w:rPr/>
-            </w:rPrChange>
-          </w:rPr>
-          <w:t xml:space="preserve">/home/</w:t>
-        </w:r>
-      </w:ins>
       <w:r>
         <w:rPr>
           <w:rFonts w:ascii="Times New Roman" w:cs="Times New Roman" w:eastAsia="Times New Roman" w:hAnsi="Times New Roman"/>
@@ -4581,7 +4565,46 @@
         </w:tabs>
         <w:jc w:val="both"/>
         <w:rPr>
-          <w:rFonts w:ascii="Times New Roman" w:cs="Times New Roman" w:eastAsia="Times New Roman" w:hAnsi="Times New Roman"/>
+          <w:rFonts w:ascii="Consolas" w:cs="Consolas" w:eastAsia="Consolas" w:hAnsi="Consolas"/>
+          <w:sz w:val="24"/>
+          <w:szCs w:val="24"/>
+        </w:rPr>
+      </w:pPr>
+      <w:r>
+        <w:rPr>
+          <w:rFonts w:ascii="Consolas" w:cs="Consolas" w:eastAsia="Consolas" w:hAnsi="Consolas"/>
+          <w:sz w:val="24"/>
+          <w:szCs w:val="24"/>
+          <w:rtl w:val="0"/>
+        </w:rPr>
+        <w:t xml:space="preserve">Ожидается примерно 28–30 FPS.</w:t>
+      </w:r>
+    </w:p>
+    <w:p>
+      <w:pPr>
+        <w:tabs>
+          <w:tab w:val="right" w:leader="none" w:pos="9025.511811023622"/>
+        </w:tabs>
+        <w:jc w:val="both"/>
+        <w:rPr>
+          <w:rFonts w:ascii="Consolas" w:cs="Consolas" w:eastAsia="Consolas" w:hAnsi="Consolas"/>
+          <w:sz w:val="24"/>
+          <w:szCs w:val="24"/>
+        </w:rPr>
+      </w:pPr>
+      <w:r>
+        <w:rPr>
+          <w:rtl w:val="0"/>
+        </w:rPr>
+      </w:r>
+    </w:p>
+    <w:p>
+      <w:pPr>
+        <w:tabs>
+          <w:tab w:val="right" w:leader="none" w:pos="9025.511811023622"/>
+        </w:tabs>
+        <w:jc w:val="both"/>
+        <w:rPr>
           <w:b w:val="1"/>
           <w:bCs w:val="1"/>
           <w:sz w:val="24"/>
@@ -4590,45 +4613,412 @@
       </w:pPr>
       <w:r>
         <w:rPr>
-          <w:rFonts w:ascii="Consolas" w:cs="Consolas" w:eastAsia="Consolas" w:hAnsi="Consolas"/>
-          <w:sz w:val="24"/>
-          <w:szCs w:val="24"/>
-          <w:rtl w:val="0"/>
-        </w:rPr>
-        <w:t xml:space="preserve">Ожидается примерно 28–30 FPS.</w:t>
-      </w:r>
-      <w:r>
-        <w:rPr>
-          <w:rtl w:val="0"/>
-        </w:rPr>
-      </w:r>
-    </w:p>
-    <w:p>
-      <w:pPr>
-        <w:tabs>
-          <w:tab w:val="right" w:leader="none" w:pos="9025.511811023622"/>
-        </w:tabs>
-        <w:jc w:val="both"/>
-        <w:rPr>
-          <w:rFonts w:ascii="Consolas" w:cs="Consolas" w:eastAsia="Consolas" w:hAnsi="Consolas"/>
-          <w:sz w:val="24"/>
-          <w:szCs w:val="24"/>
-        </w:rPr>
-      </w:pPr>
-      <w:r>
-        <w:rPr>
-          <w:rtl w:val="0"/>
-        </w:rPr>
-      </w:r>
-    </w:p>
-    <w:p>
-      <w:pPr>
-        <w:tabs>
-          <w:tab w:val="right" w:leader="none" w:pos="9025.511811023622"/>
-        </w:tabs>
-        <w:jc w:val="both"/>
-        <w:rPr>
-          <w:rFonts w:ascii="Consolas" w:cs="Consolas" w:eastAsia="Consolas" w:hAnsi="Consolas"/>
+          <w:b w:val="1"/>
+          <w:bCs w:val="1"/>
+          <w:sz w:val="24"/>
+          <w:szCs w:val="24"/>
+          <w:rtl w:val="0"/>
+        </w:rPr>
+        <w:t xml:space="preserve">Калибровка камеры джетбота</w:t>
+      </w:r>
+    </w:p>
+    <w:p>
+      <w:pPr>
+        <w:tabs>
+          <w:tab w:val="right" w:leader="none" w:pos="9025.511811023622"/>
+        </w:tabs>
+        <w:jc w:val="both"/>
+        <w:rPr>
+          <w:rFonts w:ascii="Consolas" w:cs="Consolas" w:eastAsia="Consolas" w:hAnsi="Consolas"/>
+          <w:sz w:val="24"/>
+          <w:szCs w:val="24"/>
+        </w:rPr>
+      </w:pPr>
+      <w:r>
+        <w:rPr>
+          <w:rtl w:val="0"/>
+        </w:rPr>
+      </w:r>
+    </w:p>
+    <w:p>
+      <w:pPr>
+        <w:tabs>
+          <w:tab w:val="right" w:leader="none" w:pos="9025.511811023622"/>
+        </w:tabs>
+        <w:jc w:val="both"/>
+        <w:rPr>
+          <w:rFonts w:ascii="Times New Roman" w:cs="Times New Roman" w:eastAsia="Times New Roman" w:hAnsi="Times New Roman"/>
+          <w:sz w:val="24"/>
+          <w:szCs w:val="24"/>
+        </w:rPr>
+      </w:pPr>
+      <w:r>
+        <w:rPr>
+          <w:rFonts w:ascii="Times New Roman" w:cs="Times New Roman" w:eastAsia="Times New Roman" w:hAnsi="Times New Roman"/>
+          <w:sz w:val="24"/>
+          <w:szCs w:val="24"/>
+          <w:rtl w:val="0"/>
+        </w:rPr>
+        <w:t xml:space="preserve">Для калибровки камеры есть стандартный ROS2-пакет</w:t>
+      </w:r>
+      <w:r>
+        <w:rPr>
+          <w:rFonts w:ascii="Consolas" w:cs="Consolas" w:eastAsia="Consolas" w:hAnsi="Consolas"/>
+          <w:sz w:val="24"/>
+          <w:szCs w:val="24"/>
+          <w:rtl w:val="0"/>
+        </w:rPr>
+        <w:t xml:space="preserve"> camera_calibration. </w:t>
+      </w:r>
+      <w:r>
+        <w:rPr>
+          <w:rFonts w:ascii="Times New Roman" w:cs="Times New Roman" w:eastAsia="Times New Roman" w:hAnsi="Times New Roman"/>
+          <w:sz w:val="24"/>
+          <w:szCs w:val="24"/>
+          <w:rtl w:val="0"/>
+        </w:rPr>
+        <w:t xml:space="preserve">Для его установки в терминале внутри контейнера введите:</w:t>
+      </w:r>
+    </w:p>
+    <w:p>
+      <w:pPr>
+        <w:tabs>
+          <w:tab w:val="right" w:leader="none" w:pos="9025.511811023622"/>
+        </w:tabs>
+        <w:jc w:val="both"/>
+        <w:rPr>
+          <w:rFonts w:ascii="Times New Roman" w:cs="Times New Roman" w:eastAsia="Times New Roman" w:hAnsi="Times New Roman"/>
+          <w:sz w:val="24"/>
+          <w:szCs w:val="24"/>
+        </w:rPr>
+      </w:pPr>
+      <w:r>
+        <w:rPr>
+          <w:rtl w:val="0"/>
+        </w:rPr>
+      </w:r>
+    </w:p>
+    <w:p>
+      <w:pPr>
+        <w:tabs>
+          <w:tab w:val="right" w:leader="none" w:pos="9025.511811023622"/>
+        </w:tabs>
+        <w:rPr>
+          <w:rFonts w:ascii="Consolas" w:cs="Consolas" w:eastAsia="Consolas" w:hAnsi="Consolas"/>
+          <w:sz w:val="24"/>
+          <w:szCs w:val="24"/>
+        </w:rPr>
+      </w:pPr>
+      <w:r>
+        <w:rPr>
+          <w:rFonts w:ascii="Consolas" w:cs="Consolas" w:eastAsia="Consolas" w:hAnsi="Consolas"/>
+          <w:sz w:val="24"/>
+          <w:szCs w:val="24"/>
+          <w:rtl w:val="0"/>
+        </w:rPr>
+        <w:t xml:space="preserve">sudo apt install ros-humble-camera-calibration</w:t>
+      </w:r>
+    </w:p>
+    <w:p>
+      <w:pPr>
+        <w:tabs>
+          <w:tab w:val="right" w:leader="none" w:pos="9025.511811023622"/>
+        </w:tabs>
+        <w:rPr>
+          <w:rFonts w:ascii="Consolas" w:cs="Consolas" w:eastAsia="Consolas" w:hAnsi="Consolas"/>
+          <w:sz w:val="24"/>
+          <w:szCs w:val="24"/>
+        </w:rPr>
+      </w:pPr>
+      <w:r>
+        <w:rPr>
+          <w:rtl w:val="0"/>
+        </w:rPr>
+      </w:r>
+    </w:p>
+    <w:p>
+      <w:pPr>
+        <w:tabs>
+          <w:tab w:val="right" w:leader="none" w:pos="9025.511811023622"/>
+        </w:tabs>
+        <w:rPr>
+          <w:rFonts w:ascii="Times New Roman" w:cs="Times New Roman" w:eastAsia="Times New Roman" w:hAnsi="Times New Roman"/>
+          <w:sz w:val="24"/>
+          <w:szCs w:val="24"/>
+        </w:rPr>
+      </w:pPr>
+      <w:r>
+        <w:rPr>
+          <w:rFonts w:ascii="Times New Roman" w:cs="Times New Roman" w:eastAsia="Times New Roman" w:hAnsi="Times New Roman"/>
+          <w:sz w:val="24"/>
+          <w:szCs w:val="24"/>
+          <w:rtl w:val="0"/>
+        </w:rPr>
+        <w:t xml:space="preserve">Перед запуском наклейте калибровочную доску на ровную твердую поверхность, посчитайте кол-во клеток в ней и одну сторону клетки (на распечатанной доске это должно быть 24 мм)</w:t>
+      </w:r>
+    </w:p>
+    <w:p>
+      <w:pPr>
+        <w:tabs>
+          <w:tab w:val="right" w:leader="none" w:pos="9025.511811023622"/>
+        </w:tabs>
+        <w:rPr>
+          <w:rFonts w:ascii="Times New Roman" w:cs="Times New Roman" w:eastAsia="Times New Roman" w:hAnsi="Times New Roman"/>
+          <w:sz w:val="24"/>
+          <w:szCs w:val="24"/>
+        </w:rPr>
+      </w:pPr>
+      <w:r>
+        <w:rPr>
+          <w:rtl w:val="0"/>
+        </w:rPr>
+      </w:r>
+    </w:p>
+    <w:p>
+      <w:pPr>
+        <w:tabs>
+          <w:tab w:val="right" w:leader="none" w:pos="9025.511811023622"/>
+        </w:tabs>
+        <w:rPr>
+          <w:rFonts w:ascii="Times New Roman" w:cs="Times New Roman" w:eastAsia="Times New Roman" w:hAnsi="Times New Roman"/>
+          <w:sz w:val="24"/>
+          <w:szCs w:val="24"/>
+        </w:rPr>
+      </w:pPr>
+      <w:r>
+        <w:rPr>
+          <w:rFonts w:ascii="Times New Roman" w:cs="Times New Roman" w:eastAsia="Times New Roman" w:hAnsi="Times New Roman"/>
+          <w:sz w:val="24"/>
+          <w:szCs w:val="24"/>
+          <w:rtl w:val="0"/>
+        </w:rPr>
+        <w:t xml:space="preserve">Далее запустите ноду калибровки:</w:t>
+      </w:r>
+    </w:p>
+    <w:p>
+      <w:pPr>
+        <w:tabs>
+          <w:tab w:val="right" w:leader="none" w:pos="9025.511811023622"/>
+        </w:tabs>
+        <w:rPr>
+          <w:rFonts w:ascii="Times New Roman" w:cs="Times New Roman" w:eastAsia="Times New Roman" w:hAnsi="Times New Roman"/>
+          <w:sz w:val="24"/>
+          <w:szCs w:val="24"/>
+        </w:rPr>
+      </w:pPr>
+      <w:r>
+        <w:rPr>
+          <w:rtl w:val="0"/>
+        </w:rPr>
+      </w:r>
+    </w:p>
+    <w:p>
+      <w:pPr>
+        <w:tabs>
+          <w:tab w:val="right" w:leader="none" w:pos="9025.511811023622"/>
+        </w:tabs>
+        <w:rPr>
+          <w:rFonts w:ascii="Consolas" w:cs="Consolas" w:eastAsia="Consolas" w:hAnsi="Consolas"/>
+          <w:sz w:val="24"/>
+          <w:szCs w:val="24"/>
+        </w:rPr>
+      </w:pPr>
+      <w:r>
+        <w:rPr>
+          <w:rFonts w:ascii="Consolas" w:cs="Consolas" w:eastAsia="Consolas" w:hAnsi="Consolas"/>
+          <w:sz w:val="24"/>
+          <w:szCs w:val="24"/>
+          <w:rtl w:val="0"/>
+        </w:rPr>
+        <w:t xml:space="preserve">ros2 run camera_calibration cameracalibrator \</w:t>
+      </w:r>
+    </w:p>
+    <w:p>
+      <w:pPr>
+        <w:tabs>
+          <w:tab w:val="right" w:leader="none" w:pos="9025.511811023622"/>
+        </w:tabs>
+        <w:rPr>
+          <w:rFonts w:ascii="Consolas" w:cs="Consolas" w:eastAsia="Consolas" w:hAnsi="Consolas"/>
+          <w:sz w:val="24"/>
+          <w:szCs w:val="24"/>
+        </w:rPr>
+      </w:pPr>
+      <w:r>
+        <w:rPr>
+          <w:rFonts w:ascii="Consolas" w:cs="Consolas" w:eastAsia="Consolas" w:hAnsi="Consolas"/>
+          <w:sz w:val="24"/>
+          <w:szCs w:val="24"/>
+          <w:rtl w:val="0"/>
+        </w:rPr>
+        <w:t xml:space="preserve">    --size 8x11 \</w:t>
+      </w:r>
+    </w:p>
+    <w:p>
+      <w:pPr>
+        <w:tabs>
+          <w:tab w:val="right" w:leader="none" w:pos="9025.511811023622"/>
+        </w:tabs>
+        <w:rPr>
+          <w:rFonts w:ascii="Consolas" w:cs="Consolas" w:eastAsia="Consolas" w:hAnsi="Consolas"/>
+          <w:sz w:val="24"/>
+          <w:szCs w:val="24"/>
+        </w:rPr>
+      </w:pPr>
+      <w:r>
+        <w:rPr>
+          <w:rFonts w:ascii="Consolas" w:cs="Consolas" w:eastAsia="Consolas" w:hAnsi="Consolas"/>
+          <w:sz w:val="24"/>
+          <w:szCs w:val="24"/>
+          <w:rtl w:val="0"/>
+        </w:rPr>
+        <w:t xml:space="preserve">    --square 0.024 \</w:t>
+      </w:r>
+    </w:p>
+    <w:p>
+      <w:pPr>
+        <w:tabs>
+          <w:tab w:val="right" w:leader="none" w:pos="9025.511811023622"/>
+        </w:tabs>
+        <w:rPr>
+          <w:rFonts w:ascii="Consolas" w:cs="Consolas" w:eastAsia="Consolas" w:hAnsi="Consolas"/>
+          <w:sz w:val="24"/>
+          <w:szCs w:val="24"/>
+        </w:rPr>
+      </w:pPr>
+      <w:r>
+        <w:rPr>
+          <w:rFonts w:ascii="Consolas" w:cs="Consolas" w:eastAsia="Consolas" w:hAnsi="Consolas"/>
+          <w:sz w:val="24"/>
+          <w:szCs w:val="24"/>
+          <w:rtl w:val="0"/>
+        </w:rPr>
+        <w:t xml:space="preserve">    --ros-args \</w:t>
+      </w:r>
+    </w:p>
+    <w:p>
+      <w:pPr>
+        <w:tabs>
+          <w:tab w:val="right" w:leader="none" w:pos="9025.511811023622"/>
+        </w:tabs>
+        <w:rPr>
+          <w:rFonts w:ascii="Consolas" w:cs="Consolas" w:eastAsia="Consolas" w:hAnsi="Consolas"/>
+          <w:sz w:val="24"/>
+          <w:szCs w:val="24"/>
+        </w:rPr>
+      </w:pPr>
+      <w:r>
+        <w:rPr>
+          <w:rFonts w:ascii="Consolas" w:cs="Consolas" w:eastAsia="Consolas" w:hAnsi="Consolas"/>
+          <w:sz w:val="24"/>
+          <w:szCs w:val="24"/>
+          <w:rtl w:val="0"/>
+        </w:rPr>
+        <w:t xml:space="preserve">    -r image:=/camera/color/image_raw \</w:t>
+      </w:r>
+    </w:p>
+    <w:p>
+      <w:pPr>
+        <w:tabs>
+          <w:tab w:val="right" w:leader="none" w:pos="9025.511811023622"/>
+        </w:tabs>
+        <w:rPr>
+          <w:rFonts w:ascii="Consolas" w:cs="Consolas" w:eastAsia="Consolas" w:hAnsi="Consolas"/>
+          <w:sz w:val="24"/>
+          <w:szCs w:val="24"/>
+        </w:rPr>
+      </w:pPr>
+      <w:r>
+        <w:rPr>
+          <w:rFonts w:ascii="Consolas" w:cs="Consolas" w:eastAsia="Consolas" w:hAnsi="Consolas"/>
+          <w:sz w:val="24"/>
+          <w:szCs w:val="24"/>
+          <w:rtl w:val="0"/>
+        </w:rPr>
+        <w:t xml:space="preserve">    -p camera:=/camera</w:t>
+      </w:r>
+    </w:p>
+    <w:p>
+      <w:pPr>
+        <w:tabs>
+          <w:tab w:val="right" w:leader="none" w:pos="9025.511811023622"/>
+        </w:tabs>
+        <w:rPr>
+          <w:rFonts w:ascii="Consolas" w:cs="Consolas" w:eastAsia="Consolas" w:hAnsi="Consolas"/>
+          <w:sz w:val="24"/>
+          <w:szCs w:val="24"/>
+        </w:rPr>
+      </w:pPr>
+      <w:r>
+        <w:rPr>
+          <w:rtl w:val="0"/>
+        </w:rPr>
+      </w:r>
+    </w:p>
+    <w:p>
+      <w:pPr>
+        <w:tabs>
+          <w:tab w:val="right" w:leader="none" w:pos="9025.511811023622"/>
+        </w:tabs>
+        <w:rPr>
+          <w:rFonts w:ascii="Times New Roman" w:cs="Times New Roman" w:eastAsia="Times New Roman" w:hAnsi="Times New Roman"/>
+          <w:sz w:val="24"/>
+          <w:szCs w:val="24"/>
+        </w:rPr>
+      </w:pPr>
+      <w:r>
+        <w:rPr>
+          <w:rFonts w:ascii="Times New Roman" w:cs="Times New Roman" w:eastAsia="Times New Roman" w:hAnsi="Times New Roman"/>
+          <w:sz w:val="24"/>
+          <w:szCs w:val="24"/>
+          <w:rtl w:val="0"/>
+        </w:rPr>
+        <w:t xml:space="preserve">Откроется окошко калибровки, нужно будет водить доской перед камерой, показывая ее под разными углами, пока не наберется достаточно данных для калибровки. Далее нода сохранит результаты калибровки (матрицу камеры) в файл.</w:t>
+      </w:r>
+    </w:p>
+    <w:p>
+      <w:pPr>
+        <w:tabs>
+          <w:tab w:val="right" w:leader="none" w:pos="9025.511811023622"/>
+        </w:tabs>
+        <w:rPr>
+          <w:rFonts w:ascii="Times New Roman" w:cs="Times New Roman" w:eastAsia="Times New Roman" w:hAnsi="Times New Roman"/>
+          <w:sz w:val="24"/>
+          <w:szCs w:val="24"/>
+        </w:rPr>
+      </w:pPr>
+      <w:r>
+        <w:rPr>
+          <w:rtl w:val="0"/>
+        </w:rPr>
+      </w:r>
+    </w:p>
+    <w:p>
+      <w:pPr>
+        <w:tabs>
+          <w:tab w:val="right" w:leader="none" w:pos="9025.511811023622"/>
+        </w:tabs>
+        <w:jc w:val="both"/>
+        <w:rPr>
+          <w:rFonts w:ascii="Times New Roman" w:cs="Times New Roman" w:eastAsia="Times New Roman" w:hAnsi="Times New Roman"/>
+          <w:sz w:val="24"/>
+          <w:szCs w:val="24"/>
+        </w:rPr>
+      </w:pPr>
+      <w:r>
+        <w:rPr>
+          <w:rtl w:val="0"/>
+        </w:rPr>
+      </w:r>
+    </w:p>
+    <w:p>
+      <w:pPr>
+        <w:tabs>
+          <w:tab w:val="right" w:leader="none" w:pos="9025.511811023622"/>
+        </w:tabs>
+        <w:jc w:val="both"/>
+        <w:rPr>
+          <w:rFonts w:ascii="Times New Roman" w:cs="Times New Roman" w:eastAsia="Times New Roman" w:hAnsi="Times New Roman"/>
           <w:sz w:val="24"/>
           <w:szCs w:val="24"/>
         </w:rPr>
